--- a/doc/primoHomework/Progetto_Ospedaliero.docx
+++ b/doc/primoHomework/Progetto_Ospedaliero.docx
@@ -49,11 +49,7 @@
       </w:pPr>
       <w:r>
         <w:rPr/>
-        <w:t xml:space="preserve">Componenti del gruppo: </w:t>
-      </w:r>
-      <w:r>
-        <w:rPr/>
-        <w:t>Vittorio Gaudiello, Francesco Giannotti</w:t>
+        <w:t>Componenti del gruppo: Vittorio Gaudiello, Francesco Giannotti</w:t>
       </w:r>
     </w:p>
     <w:p>
@@ -63,11 +59,7 @@
       </w:pPr>
       <w:r>
         <w:rPr/>
-        <w:t xml:space="preserve">File UML allegato: </w:t>
-      </w:r>
-      <w:r>
-        <w:rPr/>
-        <w:t>Progetto.vpp</w:t>
+        <w:t>File UML allegato: Progetto.vpp</w:t>
       </w:r>
     </w:p>
     <w:p>
@@ -113,7 +105,7 @@
     <w:tbl>
       <w:tblPr>
         <w:tblStyle w:val="TableGrid"/>
-        <w:tblW w:w="10080" w:type="dxa"/>
+        <w:tblW w:w="10095" w:type="dxa"/>
         <w:jc w:val="center"/>
         <w:tblInd w:w="0" w:type="dxa"/>
         <w:tblLayout w:type="fixed"/>
@@ -126,14 +118,14 @@
         <w:tblLook w:firstRow="1" w:noVBand="1" w:lastRow="0" w:firstColumn="1" w:lastColumn="0" w:noHBand="0" w:val="04a0"/>
       </w:tblPr>
       <w:tblGrid>
-        <w:gridCol w:w="5040"/>
-        <w:gridCol w:w="5039"/>
+        <w:gridCol w:w="4994"/>
+        <w:gridCol w:w="5101"/>
       </w:tblGrid>
       <w:tr>
         <w:trPr/>
         <w:tc>
           <w:tcPr>
-            <w:tcW w:w="5040" w:type="dxa"/>
+            <w:tcW w:w="4994" w:type="dxa"/>
             <w:tcBorders/>
             <w:shd w:fill="D9EAF7"/>
             <w:vAlign w:val="center"/>
@@ -142,6 +134,7 @@
             <w:pPr>
               <w:pStyle w:val="Normal"/>
               <w:widowControl/>
+              <w:suppressAutoHyphens w:val="true"/>
               <w:spacing w:lineRule="auto" w:line="240" w:before="0" w:after="0"/>
               <w:jc w:val="left"/>
               <w:rPr>
@@ -166,7 +159,7 @@
         </w:tc>
         <w:tc>
           <w:tcPr>
-            <w:tcW w:w="5039" w:type="dxa"/>
+            <w:tcW w:w="5101" w:type="dxa"/>
             <w:tcBorders/>
             <w:shd w:fill="D9EAF7"/>
             <w:vAlign w:val="center"/>
@@ -175,6 +168,7 @@
             <w:pPr>
               <w:pStyle w:val="Normal"/>
               <w:widowControl/>
+              <w:suppressAutoHyphens w:val="true"/>
               <w:spacing w:lineRule="auto" w:line="240" w:before="0" w:after="0"/>
               <w:jc w:val="left"/>
               <w:rPr>
@@ -202,7 +196,7 @@
         <w:trPr/>
         <w:tc>
           <w:tcPr>
-            <w:tcW w:w="5040" w:type="dxa"/>
+            <w:tcW w:w="4994" w:type="dxa"/>
             <w:tcBorders/>
             <w:vAlign w:val="center"/>
           </w:tcPr>
@@ -210,6 +204,7 @@
             <w:pPr>
               <w:pStyle w:val="Normal"/>
               <w:widowControl/>
+              <w:suppressAutoHyphens w:val="true"/>
               <w:spacing w:lineRule="auto" w:line="240" w:before="0" w:after="0"/>
               <w:jc w:val="left"/>
               <w:rPr>
@@ -228,24 +223,13 @@
                 <w:szCs w:val="22"/>
                 <w:lang w:val="en-US" w:eastAsia="en-US" w:bidi="ar-SA"/>
               </w:rPr>
-              <w:t>Separazione tra Persona e Utente</w:t>
-            </w:r>
-            <w:r>
-              <w:rPr>
-                <w:rFonts w:cs=""/>
-                <w:b w:val="false"/>
-                <w:kern w:val="0"/>
-                <w:sz w:val="19"/>
-                <w:szCs w:val="22"/>
-                <w:lang w:val="en-US" w:eastAsia="en-US" w:bidi="ar-SA"/>
-              </w:rPr>
-              <w:t>Registrato</w:t>
+              <w:t>Separazione tra Persona e UtenteRegistrato</w:t>
             </w:r>
           </w:p>
         </w:tc>
         <w:tc>
           <w:tcPr>
-            <w:tcW w:w="5039" w:type="dxa"/>
+            <w:tcW w:w="5101" w:type="dxa"/>
             <w:tcBorders/>
             <w:vAlign w:val="center"/>
           </w:tcPr>
@@ -253,6 +237,7 @@
             <w:pPr>
               <w:pStyle w:val="Normal"/>
               <w:widowControl/>
+              <w:suppressAutoHyphens w:val="true"/>
               <w:spacing w:lineRule="auto" w:line="240" w:before="0" w:after="0"/>
               <w:jc w:val="left"/>
               <w:rPr>
@@ -271,29 +256,7 @@
                 <w:szCs w:val="22"/>
                 <w:lang w:val="en-US" w:eastAsia="en-US" w:bidi="ar-SA"/>
               </w:rPr>
-              <w:t>La classe Persona raccoglie nome e cognome. La classe Utente</w:t>
-            </w:r>
-            <w:r>
-              <w:rPr>
-                <w:rFonts w:cs=""/>
-                <w:b w:val="false"/>
-                <w:kern w:val="0"/>
-                <w:sz w:val="19"/>
-                <w:szCs w:val="22"/>
-                <w:lang w:val="en-US" w:eastAsia="en-US" w:bidi="ar-SA"/>
-              </w:rPr>
-              <w:t>Registrato</w:t>
-            </w:r>
-            <w:r>
-              <w:rPr>
-                <w:rFonts w:cs=""/>
-                <w:b w:val="false"/>
-                <w:kern w:val="0"/>
-                <w:sz w:val="19"/>
-                <w:szCs w:val="22"/>
-                <w:lang w:val="en-US" w:eastAsia="en-US" w:bidi="ar-SA"/>
-              </w:rPr>
-              <w:t xml:space="preserve"> rappresenta una persona che può accedere al sistema tramite email e password.</w:t>
+              <w:t>La classe Persona raccoglie nome e cognome. La classe UtenteRegistrato rappresenta una persona che può accedere al sistema tramite email e password.</w:t>
             </w:r>
           </w:p>
         </w:tc>
@@ -302,7 +265,7 @@
         <w:trPr/>
         <w:tc>
           <w:tcPr>
-            <w:tcW w:w="5040" w:type="dxa"/>
+            <w:tcW w:w="4994" w:type="dxa"/>
             <w:tcBorders/>
             <w:vAlign w:val="center"/>
           </w:tcPr>
@@ -310,6 +273,7 @@
             <w:pPr>
               <w:pStyle w:val="Normal"/>
               <w:widowControl/>
+              <w:suppressAutoHyphens w:val="true"/>
               <w:spacing w:lineRule="auto" w:line="240" w:before="0" w:after="0"/>
               <w:jc w:val="left"/>
               <w:rPr>
@@ -328,24 +292,13 @@
                 <w:szCs w:val="22"/>
                 <w:lang w:val="en-US" w:eastAsia="en-US" w:bidi="ar-SA"/>
               </w:rPr>
-              <w:t>Specializzazione di Utente</w:t>
-            </w:r>
-            <w:r>
-              <w:rPr>
-                <w:rFonts w:cs=""/>
-                <w:b w:val="false"/>
-                <w:kern w:val="0"/>
-                <w:sz w:val="19"/>
-                <w:szCs w:val="22"/>
-                <w:lang w:val="en-US" w:eastAsia="en-US" w:bidi="ar-SA"/>
-              </w:rPr>
-              <w:t>Registrato</w:t>
+              <w:t>Specializzazione di UtenteRegistrato</w:t>
             </w:r>
           </w:p>
         </w:tc>
         <w:tc>
           <w:tcPr>
-            <w:tcW w:w="5039" w:type="dxa"/>
+            <w:tcW w:w="5101" w:type="dxa"/>
             <w:tcBorders/>
             <w:vAlign w:val="center"/>
           </w:tcPr>
@@ -353,6 +306,7 @@
             <w:pPr>
               <w:pStyle w:val="Normal"/>
               <w:widowControl/>
+              <w:suppressAutoHyphens w:val="true"/>
               <w:spacing w:lineRule="auto" w:line="240" w:before="0" w:after="0"/>
               <w:jc w:val="left"/>
               <w:rPr>
@@ -371,29 +325,7 @@
                 <w:szCs w:val="22"/>
                 <w:lang w:val="en-US" w:eastAsia="en-US" w:bidi="ar-SA"/>
               </w:rPr>
-              <w:t>Medico e Amministratore sono modellati come specializzazioni di Utente</w:t>
-            </w:r>
-            <w:r>
-              <w:rPr>
-                <w:rFonts w:cs=""/>
-                <w:b w:val="false"/>
-                <w:kern w:val="0"/>
-                <w:sz w:val="19"/>
-                <w:szCs w:val="22"/>
-                <w:lang w:val="en-US" w:eastAsia="en-US" w:bidi="ar-SA"/>
-              </w:rPr>
-              <w:t>Registrato</w:t>
-            </w:r>
-            <w:r>
-              <w:rPr>
-                <w:rFonts w:cs=""/>
-                <w:b w:val="false"/>
-                <w:kern w:val="0"/>
-                <w:sz w:val="19"/>
-                <w:szCs w:val="22"/>
-                <w:lang w:val="en-US" w:eastAsia="en-US" w:bidi="ar-SA"/>
-              </w:rPr>
-              <w:t>, perché condividono le credenziali di accesso ma hanno responsabilità diverse.</w:t>
+              <w:t>Medico e Amministratore sono modellati come specializzazioni di UtenteRegistrato, perché condividono le credenziali di accesso ma hanno responsabilità diverse.</w:t>
             </w:r>
           </w:p>
         </w:tc>
@@ -402,7 +334,7 @@
         <w:trPr/>
         <w:tc>
           <w:tcPr>
-            <w:tcW w:w="5040" w:type="dxa"/>
+            <w:tcW w:w="4994" w:type="dxa"/>
             <w:tcBorders/>
             <w:vAlign w:val="center"/>
           </w:tcPr>
@@ -410,6 +342,7 @@
             <w:pPr>
               <w:pStyle w:val="Normal"/>
               <w:widowControl/>
+              <w:suppressAutoHyphens w:val="true"/>
               <w:spacing w:lineRule="auto" w:line="240" w:before="0" w:after="0"/>
               <w:jc w:val="left"/>
               <w:rPr>
@@ -434,7 +367,7 @@
         </w:tc>
         <w:tc>
           <w:tcPr>
-            <w:tcW w:w="5039" w:type="dxa"/>
+            <w:tcW w:w="5101" w:type="dxa"/>
             <w:tcBorders/>
             <w:vAlign w:val="center"/>
           </w:tcPr>
@@ -442,6 +375,7 @@
             <w:pPr>
               <w:pStyle w:val="Normal"/>
               <w:widowControl/>
+              <w:suppressAutoHyphens w:val="true"/>
               <w:spacing w:lineRule="auto" w:line="240" w:before="0" w:after="0"/>
               <w:jc w:val="left"/>
               <w:rPr>
@@ -469,7 +403,7 @@
         <w:trPr/>
         <w:tc>
           <w:tcPr>
-            <w:tcW w:w="5040" w:type="dxa"/>
+            <w:tcW w:w="4994" w:type="dxa"/>
             <w:tcBorders/>
             <w:vAlign w:val="center"/>
           </w:tcPr>
@@ -477,6 +411,7 @@
             <w:pPr>
               <w:pStyle w:val="Normal"/>
               <w:widowControl/>
+              <w:suppressAutoHyphens w:val="true"/>
               <w:spacing w:lineRule="auto" w:line="240" w:before="0" w:after="0"/>
               <w:jc w:val="left"/>
               <w:rPr>
@@ -501,7 +436,7 @@
         </w:tc>
         <w:tc>
           <w:tcPr>
-            <w:tcW w:w="5039" w:type="dxa"/>
+            <w:tcW w:w="5101" w:type="dxa"/>
             <w:tcBorders/>
             <w:vAlign w:val="center"/>
           </w:tcPr>
@@ -509,6 +444,7 @@
             <w:pPr>
               <w:pStyle w:val="Normal"/>
               <w:widowControl/>
+              <w:suppressAutoHyphens w:val="true"/>
               <w:spacing w:lineRule="auto" w:line="240" w:before="0" w:after="0"/>
               <w:jc w:val="left"/>
               <w:rPr>
@@ -536,7 +472,7 @@
         <w:trPr/>
         <w:tc>
           <w:tcPr>
-            <w:tcW w:w="5040" w:type="dxa"/>
+            <w:tcW w:w="4994" w:type="dxa"/>
             <w:tcBorders/>
             <w:vAlign w:val="center"/>
           </w:tcPr>
@@ -544,6 +480,7 @@
             <w:pPr>
               <w:pStyle w:val="Normal"/>
               <w:widowControl/>
+              <w:suppressAutoHyphens w:val="true"/>
               <w:spacing w:lineRule="auto" w:line="240" w:before="0" w:after="0"/>
               <w:jc w:val="left"/>
               <w:rPr>
@@ -568,7 +505,7 @@
         </w:tc>
         <w:tc>
           <w:tcPr>
-            <w:tcW w:w="5039" w:type="dxa"/>
+            <w:tcW w:w="5101" w:type="dxa"/>
             <w:tcBorders/>
             <w:vAlign w:val="center"/>
           </w:tcPr>
@@ -576,6 +513,7 @@
             <w:pPr>
               <w:pStyle w:val="Normal"/>
               <w:widowControl/>
+              <w:suppressAutoHyphens w:val="true"/>
               <w:spacing w:lineRule="auto" w:line="240" w:before="0" w:after="0"/>
               <w:jc w:val="left"/>
               <w:rPr>
@@ -603,7 +541,7 @@
         <w:trPr/>
         <w:tc>
           <w:tcPr>
-            <w:tcW w:w="5040" w:type="dxa"/>
+            <w:tcW w:w="4994" w:type="dxa"/>
             <w:tcBorders/>
             <w:vAlign w:val="center"/>
           </w:tcPr>
@@ -611,6 +549,7 @@
             <w:pPr>
               <w:pStyle w:val="Normal"/>
               <w:widowControl/>
+              <w:suppressAutoHyphens w:val="true"/>
               <w:spacing w:lineRule="auto" w:line="240" w:before="0" w:after="0"/>
               <w:jc w:val="left"/>
               <w:rPr>
@@ -635,7 +574,7 @@
         </w:tc>
         <w:tc>
           <w:tcPr>
-            <w:tcW w:w="5039" w:type="dxa"/>
+            <w:tcW w:w="5101" w:type="dxa"/>
             <w:tcBorders/>
             <w:vAlign w:val="center"/>
           </w:tcPr>
@@ -643,6 +582,7 @@
             <w:pPr>
               <w:pStyle w:val="Normal"/>
               <w:widowControl/>
+              <w:suppressAutoHyphens w:val="true"/>
               <w:spacing w:lineRule="auto" w:line="240" w:before="0" w:after="0"/>
               <w:jc w:val="left"/>
               <w:rPr>
@@ -667,10 +607,12 @@
         </w:tc>
       </w:tr>
       <w:tr>
-        <w:trPr/>
+        <w:trPr>
+          <w:trHeight w:val="86" w:hRule="atLeast"/>
+        </w:trPr>
         <w:tc>
           <w:tcPr>
-            <w:tcW w:w="5040" w:type="dxa"/>
+            <w:tcW w:w="4994" w:type="dxa"/>
             <w:tcBorders/>
             <w:vAlign w:val="center"/>
           </w:tcPr>
@@ -678,6 +620,7 @@
             <w:pPr>
               <w:pStyle w:val="Normal"/>
               <w:widowControl/>
+              <w:suppressAutoHyphens w:val="true"/>
               <w:spacing w:lineRule="auto" w:line="240" w:before="0" w:after="0"/>
               <w:jc w:val="left"/>
               <w:rPr>
@@ -688,21 +631,13 @@
               </w:rPr>
             </w:pPr>
             <w:r>
-              <w:rPr>
-                <w:rFonts w:cs=""/>
-                <w:b w:val="false"/>
-                <w:kern w:val="0"/>
-                <w:sz w:val="19"/>
-                <w:szCs w:val="22"/>
-                <w:lang w:val="en-US" w:eastAsia="en-US" w:bidi="ar-SA"/>
-              </w:rPr>
-              <w:t>Enumerazione Giorno</w:t>
+              <w:rPr/>
             </w:r>
           </w:p>
         </w:tc>
         <w:tc>
           <w:tcPr>
-            <w:tcW w:w="5039" w:type="dxa"/>
+            <w:tcW w:w="5101" w:type="dxa"/>
             <w:tcBorders/>
             <w:vAlign w:val="center"/>
           </w:tcPr>
@@ -710,6 +645,7 @@
             <w:pPr>
               <w:pStyle w:val="Normal"/>
               <w:widowControl/>
+              <w:suppressAutoHyphens w:val="true"/>
               <w:spacing w:lineRule="auto" w:line="240" w:before="0" w:after="0"/>
               <w:jc w:val="left"/>
               <w:rPr>
@@ -720,15 +656,7 @@
               </w:rPr>
             </w:pPr>
             <w:r>
-              <w:rPr>
-                <w:rFonts w:cs=""/>
-                <w:b w:val="false"/>
-                <w:kern w:val="0"/>
-                <w:sz w:val="19"/>
-                <w:szCs w:val="22"/>
-                <w:lang w:val="en-US" w:eastAsia="en-US" w:bidi="ar-SA"/>
-              </w:rPr>
-              <w:t>L’enumerazione Giorno limita i valori ammessi per i giorni dei turni lavorativi.</w:t>
+              <w:rPr/>
             </w:r>
           </w:p>
         </w:tc>
@@ -762,8 +690,8 @@
       <w:tblGrid>
         <w:gridCol w:w="2520"/>
         <w:gridCol w:w="2520"/>
-        <w:gridCol w:w="2520"/>
-        <w:gridCol w:w="2519"/>
+        <w:gridCol w:w="2521"/>
+        <w:gridCol w:w="2518"/>
       </w:tblGrid>
       <w:tr>
         <w:trPr/>
@@ -778,6 +706,7 @@
             <w:pPr>
               <w:pStyle w:val="Normal"/>
               <w:widowControl/>
+              <w:suppressAutoHyphens w:val="true"/>
               <w:spacing w:lineRule="auto" w:line="240" w:before="0" w:after="0"/>
               <w:jc w:val="left"/>
               <w:rPr>
@@ -811,6 +740,7 @@
             <w:pPr>
               <w:pStyle w:val="Normal"/>
               <w:widowControl/>
+              <w:suppressAutoHyphens w:val="true"/>
               <w:spacing w:lineRule="auto" w:line="240" w:before="0" w:after="0"/>
               <w:jc w:val="left"/>
               <w:rPr>
@@ -835,7 +765,7 @@
         </w:tc>
         <w:tc>
           <w:tcPr>
-            <w:tcW w:w="2520" w:type="dxa"/>
+            <w:tcW w:w="2521" w:type="dxa"/>
             <w:tcBorders/>
             <w:shd w:fill="D9EAF7"/>
             <w:vAlign w:val="center"/>
@@ -844,6 +774,7 @@
             <w:pPr>
               <w:pStyle w:val="Normal"/>
               <w:widowControl/>
+              <w:suppressAutoHyphens w:val="true"/>
               <w:spacing w:lineRule="auto" w:line="240" w:before="0" w:after="0"/>
               <w:jc w:val="left"/>
               <w:rPr>
@@ -868,7 +799,7 @@
         </w:tc>
         <w:tc>
           <w:tcPr>
-            <w:tcW w:w="2519" w:type="dxa"/>
+            <w:tcW w:w="2518" w:type="dxa"/>
             <w:tcBorders/>
             <w:shd w:fill="D9EAF7"/>
             <w:vAlign w:val="center"/>
@@ -877,6 +808,7 @@
             <w:pPr>
               <w:pStyle w:val="Normal"/>
               <w:widowControl/>
+              <w:suppressAutoHyphens w:val="true"/>
               <w:spacing w:lineRule="auto" w:line="240" w:before="0" w:after="0"/>
               <w:jc w:val="left"/>
               <w:rPr>
@@ -912,6 +844,7 @@
             <w:pPr>
               <w:pStyle w:val="Normal"/>
               <w:widowControl/>
+              <w:suppressAutoHyphens w:val="true"/>
               <w:spacing w:lineRule="auto" w:line="240" w:before="0" w:after="0"/>
               <w:jc w:val="left"/>
               <w:rPr>
@@ -944,6 +877,7 @@
             <w:pPr>
               <w:pStyle w:val="Normal"/>
               <w:widowControl/>
+              <w:suppressAutoHyphens w:val="true"/>
               <w:spacing w:lineRule="auto" w:line="240" w:before="0" w:after="0"/>
               <w:jc w:val="left"/>
               <w:rPr>
@@ -968,7 +902,7 @@
         </w:tc>
         <w:tc>
           <w:tcPr>
-            <w:tcW w:w="2520" w:type="dxa"/>
+            <w:tcW w:w="2521" w:type="dxa"/>
             <w:tcBorders/>
             <w:vAlign w:val="center"/>
           </w:tcPr>
@@ -976,6 +910,7 @@
             <w:pPr>
               <w:pStyle w:val="Normal"/>
               <w:widowControl/>
+              <w:suppressAutoHyphens w:val="true"/>
               <w:spacing w:lineRule="auto" w:line="240" w:before="0" w:after="0"/>
               <w:jc w:val="left"/>
               <w:rPr>
@@ -1000,7 +935,7 @@
         </w:tc>
         <w:tc>
           <w:tcPr>
-            <w:tcW w:w="2519" w:type="dxa"/>
+            <w:tcW w:w="2518" w:type="dxa"/>
             <w:tcBorders/>
             <w:vAlign w:val="center"/>
           </w:tcPr>
@@ -1008,6 +943,7 @@
             <w:pPr>
               <w:pStyle w:val="Normal"/>
               <w:widowControl/>
+              <w:suppressAutoHyphens w:val="true"/>
               <w:spacing w:lineRule="auto" w:line="240" w:before="0" w:after="0"/>
               <w:jc w:val="left"/>
               <w:rPr>
@@ -1043,6 +979,7 @@
             <w:pPr>
               <w:pStyle w:val="Normal"/>
               <w:widowControl/>
+              <w:suppressAutoHyphens w:val="true"/>
               <w:spacing w:lineRule="auto" w:line="240" w:before="0" w:after="0"/>
               <w:jc w:val="left"/>
               <w:rPr>
@@ -1061,18 +998,7 @@
                 <w:szCs w:val="22"/>
                 <w:lang w:val="en-US" w:eastAsia="en-US" w:bidi="ar-SA"/>
               </w:rPr>
-              <w:t>Utente</w:t>
-            </w:r>
-            <w:r>
-              <w:rPr>
-                <w:rFonts w:cs=""/>
-                <w:b w:val="false"/>
-                <w:kern w:val="0"/>
-                <w:sz w:val="19"/>
-                <w:szCs w:val="22"/>
-                <w:lang w:val="en-US" w:eastAsia="en-US" w:bidi="ar-SA"/>
-              </w:rPr>
-              <w:t>Registrato</w:t>
+              <w:t>UtenteRegistrato</w:t>
             </w:r>
           </w:p>
         </w:tc>
@@ -1086,6 +1012,7 @@
             <w:pPr>
               <w:pStyle w:val="Normal"/>
               <w:widowControl/>
+              <w:suppressAutoHyphens w:val="true"/>
               <w:spacing w:lineRule="auto" w:line="240" w:before="0" w:after="0"/>
               <w:jc w:val="left"/>
               <w:rPr>
@@ -1110,7 +1037,7 @@
         </w:tc>
         <w:tc>
           <w:tcPr>
-            <w:tcW w:w="2520" w:type="dxa"/>
+            <w:tcW w:w="2521" w:type="dxa"/>
             <w:tcBorders/>
             <w:vAlign w:val="center"/>
           </w:tcPr>
@@ -1118,6 +1045,7 @@
             <w:pPr>
               <w:pStyle w:val="Normal"/>
               <w:widowControl/>
+              <w:suppressAutoHyphens w:val="true"/>
               <w:spacing w:lineRule="auto" w:line="240" w:before="0" w:after="0"/>
               <w:jc w:val="left"/>
               <w:rPr>
@@ -1142,7 +1070,7 @@
         </w:tc>
         <w:tc>
           <w:tcPr>
-            <w:tcW w:w="2519" w:type="dxa"/>
+            <w:tcW w:w="2518" w:type="dxa"/>
             <w:tcBorders/>
             <w:vAlign w:val="center"/>
           </w:tcPr>
@@ -1150,6 +1078,7 @@
             <w:pPr>
               <w:pStyle w:val="Normal"/>
               <w:widowControl/>
+              <w:suppressAutoHyphens w:val="true"/>
               <w:spacing w:lineRule="auto" w:line="240" w:before="0" w:after="0"/>
               <w:jc w:val="left"/>
               <w:rPr>
@@ -1185,6 +1114,7 @@
             <w:pPr>
               <w:pStyle w:val="Normal"/>
               <w:widowControl/>
+              <w:suppressAutoHyphens w:val="true"/>
               <w:spacing w:lineRule="auto" w:line="240" w:before="0" w:after="0"/>
               <w:jc w:val="left"/>
               <w:rPr>
@@ -1217,6 +1147,7 @@
             <w:pPr>
               <w:pStyle w:val="Normal"/>
               <w:widowControl/>
+              <w:suppressAutoHyphens w:val="true"/>
               <w:spacing w:lineRule="auto" w:line="240" w:before="0" w:after="0"/>
               <w:jc w:val="left"/>
               <w:rPr>
@@ -1241,7 +1172,7 @@
         </w:tc>
         <w:tc>
           <w:tcPr>
-            <w:tcW w:w="2520" w:type="dxa"/>
+            <w:tcW w:w="2521" w:type="dxa"/>
             <w:tcBorders/>
             <w:vAlign w:val="center"/>
           </w:tcPr>
@@ -1249,6 +1180,7 @@
             <w:pPr>
               <w:pStyle w:val="Normal"/>
               <w:widowControl/>
+              <w:suppressAutoHyphens w:val="true"/>
               <w:spacing w:lineRule="auto" w:line="240" w:before="0" w:after="0"/>
               <w:jc w:val="left"/>
               <w:rPr>
@@ -1273,7 +1205,7 @@
         </w:tc>
         <w:tc>
           <w:tcPr>
-            <w:tcW w:w="2519" w:type="dxa"/>
+            <w:tcW w:w="2518" w:type="dxa"/>
             <w:tcBorders/>
             <w:vAlign w:val="center"/>
           </w:tcPr>
@@ -1281,6 +1213,7 @@
             <w:pPr>
               <w:pStyle w:val="Normal"/>
               <w:widowControl/>
+              <w:suppressAutoHyphens w:val="true"/>
               <w:spacing w:lineRule="auto" w:line="240" w:before="0" w:after="0"/>
               <w:jc w:val="left"/>
               <w:rPr>
@@ -1316,6 +1249,7 @@
             <w:pPr>
               <w:pStyle w:val="Normal"/>
               <w:widowControl/>
+              <w:suppressAutoHyphens w:val="true"/>
               <w:spacing w:lineRule="auto" w:line="240" w:before="0" w:after="0"/>
               <w:jc w:val="left"/>
               <w:rPr>
@@ -1348,6 +1282,7 @@
             <w:pPr>
               <w:pStyle w:val="Normal"/>
               <w:widowControl/>
+              <w:suppressAutoHyphens w:val="true"/>
               <w:spacing w:lineRule="auto" w:line="240" w:before="0" w:after="0"/>
               <w:jc w:val="left"/>
               <w:rPr>
@@ -1372,7 +1307,7 @@
         </w:tc>
         <w:tc>
           <w:tcPr>
-            <w:tcW w:w="2520" w:type="dxa"/>
+            <w:tcW w:w="2521" w:type="dxa"/>
             <w:tcBorders/>
             <w:vAlign w:val="center"/>
           </w:tcPr>
@@ -1380,6 +1315,7 @@
             <w:pPr>
               <w:pStyle w:val="Normal"/>
               <w:widowControl/>
+              <w:suppressAutoHyphens w:val="true"/>
               <w:spacing w:lineRule="auto" w:line="240" w:before="0" w:after="0"/>
               <w:jc w:val="left"/>
               <w:rPr>
@@ -1404,7 +1340,7 @@
         </w:tc>
         <w:tc>
           <w:tcPr>
-            <w:tcW w:w="2519" w:type="dxa"/>
+            <w:tcW w:w="2518" w:type="dxa"/>
             <w:tcBorders/>
             <w:vAlign w:val="center"/>
           </w:tcPr>
@@ -1412,6 +1348,7 @@
             <w:pPr>
               <w:pStyle w:val="Normal"/>
               <w:widowControl/>
+              <w:suppressAutoHyphens w:val="true"/>
               <w:spacing w:lineRule="auto" w:line="240" w:before="0" w:after="0"/>
               <w:jc w:val="left"/>
               <w:rPr>
@@ -1447,6 +1384,7 @@
             <w:pPr>
               <w:pStyle w:val="Normal"/>
               <w:widowControl/>
+              <w:suppressAutoHyphens w:val="true"/>
               <w:spacing w:lineRule="auto" w:line="240" w:before="0" w:after="0"/>
               <w:jc w:val="left"/>
               <w:rPr>
@@ -1479,6 +1417,7 @@
             <w:pPr>
               <w:pStyle w:val="Normal"/>
               <w:widowControl/>
+              <w:suppressAutoHyphens w:val="true"/>
               <w:spacing w:lineRule="auto" w:line="240" w:before="0" w:after="0"/>
               <w:jc w:val="left"/>
               <w:rPr>
@@ -1503,7 +1442,7 @@
         </w:tc>
         <w:tc>
           <w:tcPr>
-            <w:tcW w:w="2520" w:type="dxa"/>
+            <w:tcW w:w="2521" w:type="dxa"/>
             <w:tcBorders/>
             <w:vAlign w:val="center"/>
           </w:tcPr>
@@ -1511,6 +1450,7 @@
             <w:pPr>
               <w:pStyle w:val="Normal"/>
               <w:widowControl/>
+              <w:suppressAutoHyphens w:val="true"/>
               <w:spacing w:lineRule="auto" w:line="240" w:before="0" w:after="0"/>
               <w:jc w:val="left"/>
               <w:rPr>
@@ -1535,7 +1475,7 @@
         </w:tc>
         <w:tc>
           <w:tcPr>
-            <w:tcW w:w="2519" w:type="dxa"/>
+            <w:tcW w:w="2518" w:type="dxa"/>
             <w:tcBorders/>
             <w:vAlign w:val="center"/>
           </w:tcPr>
@@ -1543,6 +1483,7 @@
             <w:pPr>
               <w:pStyle w:val="Normal"/>
               <w:widowControl/>
+              <w:suppressAutoHyphens w:val="true"/>
               <w:spacing w:lineRule="auto" w:line="240" w:before="0" w:after="0"/>
               <w:jc w:val="left"/>
               <w:rPr>
@@ -1578,6 +1519,7 @@
             <w:pPr>
               <w:pStyle w:val="Normal"/>
               <w:widowControl/>
+              <w:suppressAutoHyphens w:val="true"/>
               <w:spacing w:lineRule="auto" w:line="240" w:before="0" w:after="0"/>
               <w:jc w:val="left"/>
               <w:rPr>
@@ -1610,6 +1552,7 @@
             <w:pPr>
               <w:pStyle w:val="Normal"/>
               <w:widowControl/>
+              <w:suppressAutoHyphens w:val="true"/>
               <w:spacing w:lineRule="auto" w:line="240" w:before="0" w:after="0"/>
               <w:jc w:val="left"/>
               <w:rPr>
@@ -1634,7 +1577,7 @@
         </w:tc>
         <w:tc>
           <w:tcPr>
-            <w:tcW w:w="2520" w:type="dxa"/>
+            <w:tcW w:w="2521" w:type="dxa"/>
             <w:tcBorders/>
             <w:vAlign w:val="center"/>
           </w:tcPr>
@@ -1642,6 +1585,7 @@
             <w:pPr>
               <w:pStyle w:val="Normal"/>
               <w:widowControl/>
+              <w:suppressAutoHyphens w:val="true"/>
               <w:spacing w:lineRule="auto" w:line="240" w:before="0" w:after="0"/>
               <w:jc w:val="left"/>
               <w:rPr>
@@ -1666,7 +1610,7 @@
         </w:tc>
         <w:tc>
           <w:tcPr>
-            <w:tcW w:w="2519" w:type="dxa"/>
+            <w:tcW w:w="2518" w:type="dxa"/>
             <w:tcBorders/>
             <w:vAlign w:val="center"/>
           </w:tcPr>
@@ -1674,6 +1618,7 @@
             <w:pPr>
               <w:pStyle w:val="Normal"/>
               <w:widowControl/>
+              <w:suppressAutoHyphens w:val="true"/>
               <w:spacing w:lineRule="auto" w:line="240" w:before="0" w:after="0"/>
               <w:jc w:val="left"/>
               <w:rPr>
@@ -1709,6 +1654,7 @@
             <w:pPr>
               <w:pStyle w:val="Normal"/>
               <w:widowControl/>
+              <w:suppressAutoHyphens w:val="true"/>
               <w:spacing w:lineRule="auto" w:line="240" w:before="0" w:after="0"/>
               <w:jc w:val="left"/>
               <w:rPr>
@@ -1741,6 +1687,7 @@
             <w:pPr>
               <w:pStyle w:val="Normal"/>
               <w:widowControl/>
+              <w:suppressAutoHyphens w:val="true"/>
               <w:spacing w:lineRule="auto" w:line="240" w:before="0" w:after="0"/>
               <w:jc w:val="left"/>
               <w:rPr>
@@ -1765,7 +1712,7 @@
         </w:tc>
         <w:tc>
           <w:tcPr>
-            <w:tcW w:w="2520" w:type="dxa"/>
+            <w:tcW w:w="2521" w:type="dxa"/>
             <w:tcBorders/>
             <w:vAlign w:val="center"/>
           </w:tcPr>
@@ -1773,6 +1720,7 @@
             <w:pPr>
               <w:pStyle w:val="Normal"/>
               <w:widowControl/>
+              <w:suppressAutoHyphens w:val="true"/>
               <w:spacing w:lineRule="auto" w:line="240" w:before="0" w:after="0"/>
               <w:jc w:val="left"/>
               <w:rPr>
@@ -1797,7 +1745,7 @@
         </w:tc>
         <w:tc>
           <w:tcPr>
-            <w:tcW w:w="2519" w:type="dxa"/>
+            <w:tcW w:w="2518" w:type="dxa"/>
             <w:tcBorders/>
             <w:vAlign w:val="center"/>
           </w:tcPr>
@@ -1805,6 +1753,7 @@
             <w:pPr>
               <w:pStyle w:val="Normal"/>
               <w:widowControl/>
+              <w:suppressAutoHyphens w:val="true"/>
               <w:spacing w:lineRule="auto" w:line="240" w:before="0" w:after="0"/>
               <w:jc w:val="left"/>
               <w:rPr>
@@ -1840,6 +1789,7 @@
             <w:pPr>
               <w:pStyle w:val="Normal"/>
               <w:widowControl/>
+              <w:suppressAutoHyphens w:val="true"/>
               <w:spacing w:lineRule="auto" w:line="240" w:before="0" w:after="0"/>
               <w:jc w:val="left"/>
               <w:rPr>
@@ -1872,6 +1822,7 @@
             <w:pPr>
               <w:pStyle w:val="Normal"/>
               <w:widowControl/>
+              <w:suppressAutoHyphens w:val="true"/>
               <w:spacing w:lineRule="auto" w:line="240" w:before="0" w:after="0"/>
               <w:jc w:val="left"/>
               <w:rPr>
@@ -1896,7 +1847,7 @@
         </w:tc>
         <w:tc>
           <w:tcPr>
-            <w:tcW w:w="2520" w:type="dxa"/>
+            <w:tcW w:w="2521" w:type="dxa"/>
             <w:tcBorders/>
             <w:vAlign w:val="center"/>
           </w:tcPr>
@@ -1904,6 +1855,7 @@
             <w:pPr>
               <w:pStyle w:val="Normal"/>
               <w:widowControl/>
+              <w:suppressAutoHyphens w:val="true"/>
               <w:spacing w:lineRule="auto" w:line="240" w:before="0" w:after="0"/>
               <w:jc w:val="left"/>
               <w:rPr>
@@ -1928,7 +1880,7 @@
         </w:tc>
         <w:tc>
           <w:tcPr>
-            <w:tcW w:w="2519" w:type="dxa"/>
+            <w:tcW w:w="2518" w:type="dxa"/>
             <w:tcBorders/>
             <w:vAlign w:val="center"/>
           </w:tcPr>
@@ -1936,6 +1888,7 @@
             <w:pPr>
               <w:pStyle w:val="Normal"/>
               <w:widowControl/>
+              <w:suppressAutoHyphens w:val="true"/>
               <w:spacing w:lineRule="auto" w:line="240" w:before="0" w:after="0"/>
               <w:jc w:val="left"/>
               <w:rPr>
@@ -1971,6 +1924,7 @@
             <w:pPr>
               <w:pStyle w:val="Normal"/>
               <w:widowControl/>
+              <w:suppressAutoHyphens w:val="true"/>
               <w:spacing w:lineRule="auto" w:line="240" w:before="0" w:after="0"/>
               <w:jc w:val="left"/>
               <w:rPr>
@@ -2003,6 +1957,7 @@
             <w:pPr>
               <w:pStyle w:val="Normal"/>
               <w:widowControl/>
+              <w:suppressAutoHyphens w:val="true"/>
               <w:spacing w:lineRule="auto" w:line="240" w:before="0" w:after="0"/>
               <w:jc w:val="left"/>
               <w:rPr>
@@ -2027,7 +1982,7 @@
         </w:tc>
         <w:tc>
           <w:tcPr>
-            <w:tcW w:w="2520" w:type="dxa"/>
+            <w:tcW w:w="2521" w:type="dxa"/>
             <w:tcBorders/>
             <w:vAlign w:val="center"/>
           </w:tcPr>
@@ -2035,6 +1990,7 @@
             <w:pPr>
               <w:pStyle w:val="Normal"/>
               <w:widowControl/>
+              <w:suppressAutoHyphens w:val="true"/>
               <w:spacing w:lineRule="auto" w:line="240" w:before="0" w:after="0"/>
               <w:jc w:val="left"/>
               <w:rPr>
@@ -2053,13 +2009,24 @@
                 <w:szCs w:val="22"/>
                 <w:lang w:val="en-US" w:eastAsia="en-US" w:bidi="ar-SA"/>
               </w:rPr>
-              <w:t>richiedereRicovero()</w:t>
+              <w:t xml:space="preserve">RichiedereRicovero(), </w:t>
+            </w:r>
+            <w:r>
+              <w:rPr>
+                <w:rFonts w:cs=""/>
+                <w:b w:val="false"/>
+                <w:kern w:val="0"/>
+                <w:sz w:val="19"/>
+                <w:szCs w:val="22"/>
+                <w:lang w:val="en-US" w:eastAsia="en-US" w:bidi="ar-SA"/>
+              </w:rPr>
+              <w:t>AggiungiMedico(), turnoCompresoInTurno(...)</w:t>
             </w:r>
           </w:p>
         </w:tc>
         <w:tc>
           <w:tcPr>
-            <w:tcW w:w="2519" w:type="dxa"/>
+            <w:tcW w:w="2518" w:type="dxa"/>
             <w:tcBorders/>
             <w:vAlign w:val="center"/>
           </w:tcPr>
@@ -2067,6 +2034,7 @@
             <w:pPr>
               <w:pStyle w:val="Normal"/>
               <w:widowControl/>
+              <w:suppressAutoHyphens w:val="true"/>
               <w:spacing w:lineRule="auto" w:line="240" w:before="0" w:after="0"/>
               <w:jc w:val="left"/>
               <w:rPr>
@@ -2102,6 +2070,7 @@
             <w:pPr>
               <w:pStyle w:val="Normal"/>
               <w:widowControl/>
+              <w:suppressAutoHyphens w:val="true"/>
               <w:spacing w:lineRule="auto" w:line="240" w:before="0" w:after="0"/>
               <w:jc w:val="left"/>
               <w:rPr>
@@ -2134,6 +2103,7 @@
             <w:pPr>
               <w:pStyle w:val="Normal"/>
               <w:widowControl/>
+              <w:suppressAutoHyphens w:val="true"/>
               <w:spacing w:lineRule="auto" w:line="240" w:before="0" w:after="0"/>
               <w:jc w:val="left"/>
               <w:rPr>
@@ -2152,13 +2122,13 @@
                 <w:szCs w:val="22"/>
                 <w:lang w:val="en-US" w:eastAsia="en-US" w:bidi="ar-SA"/>
               </w:rPr>
-              <w:t>giornoInizio: Giorno; oraInizio: Ora; giornoFine: Giorno; oraFine: Ora</w:t>
+              <w:t>dataOraInizio: DateTime; dataOraFine: DateTime</w:t>
             </w:r>
           </w:p>
         </w:tc>
         <w:tc>
           <w:tcPr>
-            <w:tcW w:w="2520" w:type="dxa"/>
+            <w:tcW w:w="2521" w:type="dxa"/>
             <w:tcBorders/>
             <w:vAlign w:val="center"/>
           </w:tcPr>
@@ -2166,6 +2136,7 @@
             <w:pPr>
               <w:pStyle w:val="Normal"/>
               <w:widowControl/>
+              <w:suppressAutoHyphens w:val="true"/>
               <w:spacing w:lineRule="auto" w:line="240" w:before="0" w:after="0"/>
               <w:jc w:val="left"/>
               <w:rPr>
@@ -2184,13 +2155,13 @@
                 <w:szCs w:val="22"/>
                 <w:lang w:val="en-US" w:eastAsia="en-US" w:bidi="ar-SA"/>
               </w:rPr>
-              <w:t>-</w:t>
+              <w:t>AggiungiMedico(), turnoCompresoInTurno(...)</w:t>
             </w:r>
           </w:p>
         </w:tc>
         <w:tc>
           <w:tcPr>
-            <w:tcW w:w="2519" w:type="dxa"/>
+            <w:tcW w:w="2518" w:type="dxa"/>
             <w:tcBorders/>
             <w:vAlign w:val="center"/>
           </w:tcPr>
@@ -2198,6 +2169,7 @@
             <w:pPr>
               <w:pStyle w:val="Normal"/>
               <w:widowControl/>
+              <w:suppressAutoHyphens w:val="true"/>
               <w:spacing w:lineRule="auto" w:line="240" w:before="0" w:after="0"/>
               <w:jc w:val="left"/>
               <w:rPr>
@@ -2233,6 +2205,7 @@
             <w:pPr>
               <w:pStyle w:val="Normal"/>
               <w:widowControl/>
+              <w:suppressAutoHyphens w:val="true"/>
               <w:spacing w:lineRule="auto" w:line="240" w:before="0" w:after="0"/>
               <w:jc w:val="left"/>
               <w:rPr>
@@ -2265,6 +2238,7 @@
             <w:pPr>
               <w:pStyle w:val="Normal"/>
               <w:widowControl/>
+              <w:suppressAutoHyphens w:val="true"/>
               <w:spacing w:lineRule="auto" w:line="240" w:before="0" w:after="0"/>
               <w:jc w:val="left"/>
               <w:rPr>
@@ -2289,7 +2263,7 @@
         </w:tc>
         <w:tc>
           <w:tcPr>
-            <w:tcW w:w="2520" w:type="dxa"/>
+            <w:tcW w:w="2521" w:type="dxa"/>
             <w:tcBorders/>
             <w:vAlign w:val="center"/>
           </w:tcPr>
@@ -2297,6 +2271,7 @@
             <w:pPr>
               <w:pStyle w:val="Normal"/>
               <w:widowControl/>
+              <w:suppressAutoHyphens w:val="true"/>
               <w:spacing w:lineRule="auto" w:line="240" w:before="0" w:after="0"/>
               <w:jc w:val="left"/>
               <w:rPr>
@@ -2321,7 +2296,7 @@
         </w:tc>
         <w:tc>
           <w:tcPr>
-            <w:tcW w:w="2519" w:type="dxa"/>
+            <w:tcW w:w="2518" w:type="dxa"/>
             <w:tcBorders/>
             <w:vAlign w:val="center"/>
           </w:tcPr>
@@ -2329,6 +2304,7 @@
             <w:pPr>
               <w:pStyle w:val="Normal"/>
               <w:widowControl/>
+              <w:suppressAutoHyphens w:val="true"/>
               <w:spacing w:lineRule="auto" w:line="240" w:before="0" w:after="0"/>
               <w:jc w:val="left"/>
               <w:rPr>
@@ -2364,6 +2340,7 @@
             <w:pPr>
               <w:pStyle w:val="Normal"/>
               <w:widowControl/>
+              <w:suppressAutoHyphens w:val="true"/>
               <w:spacing w:lineRule="auto" w:line="240" w:before="0" w:after="0"/>
               <w:jc w:val="left"/>
               <w:rPr>
@@ -2396,6 +2373,7 @@
             <w:pPr>
               <w:pStyle w:val="Normal"/>
               <w:widowControl/>
+              <w:suppressAutoHyphens w:val="true"/>
               <w:spacing w:lineRule="auto" w:line="240" w:before="0" w:after="0"/>
               <w:jc w:val="left"/>
               <w:rPr>
@@ -2420,7 +2398,7 @@
         </w:tc>
         <w:tc>
           <w:tcPr>
-            <w:tcW w:w="2520" w:type="dxa"/>
+            <w:tcW w:w="2521" w:type="dxa"/>
             <w:tcBorders/>
             <w:vAlign w:val="center"/>
           </w:tcPr>
@@ -2428,6 +2406,7 @@
             <w:pPr>
               <w:pStyle w:val="Normal"/>
               <w:widowControl/>
+              <w:suppressAutoHyphens w:val="true"/>
               <w:spacing w:lineRule="auto" w:line="240" w:before="0" w:after="0"/>
               <w:jc w:val="left"/>
               <w:rPr>
@@ -2452,7 +2431,7 @@
         </w:tc>
         <w:tc>
           <w:tcPr>
-            <w:tcW w:w="2519" w:type="dxa"/>
+            <w:tcW w:w="2518" w:type="dxa"/>
             <w:tcBorders/>
             <w:vAlign w:val="center"/>
           </w:tcPr>
@@ -2460,6 +2439,7 @@
             <w:pPr>
               <w:pStyle w:val="Normal"/>
               <w:widowControl/>
+              <w:suppressAutoHyphens w:val="true"/>
               <w:spacing w:lineRule="auto" w:line="240" w:before="0" w:after="0"/>
               <w:jc w:val="left"/>
               <w:rPr>
@@ -2495,6 +2475,7 @@
             <w:pPr>
               <w:pStyle w:val="Normal"/>
               <w:widowControl/>
+              <w:suppressAutoHyphens w:val="true"/>
               <w:spacing w:lineRule="auto" w:line="240" w:before="0" w:after="0"/>
               <w:jc w:val="left"/>
               <w:rPr>
@@ -2527,6 +2508,7 @@
             <w:pPr>
               <w:pStyle w:val="Normal"/>
               <w:widowControl/>
+              <w:suppressAutoHyphens w:val="true"/>
               <w:spacing w:lineRule="auto" w:line="240" w:before="0" w:after="0"/>
               <w:jc w:val="left"/>
               <w:rPr>
@@ -2546,6 +2528,102 @@
                 <w:lang w:val="en-US" w:eastAsia="en-US" w:bidi="ar-SA"/>
               </w:rPr>
               <w:t>nomeIntervento: String</w:t>
+            </w:r>
+          </w:p>
+        </w:tc>
+        <w:tc>
+          <w:tcPr>
+            <w:tcW w:w="2521" w:type="dxa"/>
+            <w:tcBorders/>
+            <w:vAlign w:val="center"/>
+          </w:tcPr>
+          <w:p>
+            <w:pPr>
+              <w:pStyle w:val="Normal"/>
+              <w:widowControl/>
+              <w:suppressAutoHyphens w:val="true"/>
+              <w:spacing w:lineRule="auto" w:line="240" w:before="0" w:after="0"/>
+              <w:jc w:val="left"/>
+              <w:rPr>
+                <w:rFonts w:cs=""/>
+                <w:kern w:val="0"/>
+                <w:szCs w:val="22"/>
+                <w:lang w:val="en-US" w:eastAsia="en-US" w:bidi="ar-SA"/>
+              </w:rPr>
+            </w:pPr>
+            <w:r>
+              <w:rPr>
+                <w:rFonts w:cs=""/>
+                <w:b w:val="false"/>
+                <w:kern w:val="0"/>
+                <w:sz w:val="19"/>
+                <w:szCs w:val="22"/>
+                <w:lang w:val="en-US" w:eastAsia="en-US" w:bidi="ar-SA"/>
+              </w:rPr>
+              <w:t>-</w:t>
+            </w:r>
+          </w:p>
+        </w:tc>
+        <w:tc>
+          <w:tcPr>
+            <w:tcW w:w="2518" w:type="dxa"/>
+            <w:tcBorders/>
+            <w:vAlign w:val="center"/>
+          </w:tcPr>
+          <w:p>
+            <w:pPr>
+              <w:pStyle w:val="Normal"/>
+              <w:widowControl/>
+              <w:suppressAutoHyphens w:val="true"/>
+              <w:spacing w:lineRule="auto" w:line="240" w:before="0" w:after="0"/>
+              <w:jc w:val="left"/>
+              <w:rPr>
+                <w:rFonts w:cs=""/>
+                <w:kern w:val="0"/>
+                <w:szCs w:val="22"/>
+                <w:lang w:val="en-US" w:eastAsia="en-US" w:bidi="ar-SA"/>
+              </w:rPr>
+            </w:pPr>
+            <w:r>
+              <w:rPr>
+                <w:rFonts w:cs=""/>
+                <w:b w:val="false"/>
+                <w:kern w:val="0"/>
+                <w:sz w:val="19"/>
+                <w:szCs w:val="22"/>
+                <w:lang w:val="en-US" w:eastAsia="en-US" w:bidi="ar-SA"/>
+              </w:rPr>
+              <w:t>Tipo specifico di prestazione.</w:t>
+            </w:r>
+          </w:p>
+        </w:tc>
+      </w:tr>
+      <w:tr>
+        <w:trPr>
+          <w:trHeight w:val="95" w:hRule="atLeast"/>
+        </w:trPr>
+        <w:tc>
+          <w:tcPr>
+            <w:tcW w:w="2520" w:type="dxa"/>
+            <w:tcBorders/>
+            <w:vAlign w:val="center"/>
+          </w:tcPr>
+          <w:p>
+            <w:pPr>
+              <w:pStyle w:val="Normal"/>
+              <w:widowControl/>
+              <w:suppressAutoHyphens w:val="true"/>
+              <w:spacing w:lineRule="auto" w:line="240" w:before="0" w:after="0"/>
+              <w:jc w:val="left"/>
+              <w:rPr>
+                <w:rFonts w:cs=""/>
+                <w:kern w:val="0"/>
+                <w:szCs w:val="22"/>
+                <w:lang w:val="en-US" w:eastAsia="en-US" w:bidi="ar-SA"/>
+              </w:rPr>
+            </w:pPr>
+            <w:r>
+              <w:rPr/>
             </w:r>
           </w:p>
         </w:tc>
@@ -2559,6 +2637,7 @@
             <w:pPr>
               <w:pStyle w:val="Normal"/>
               <w:widowControl/>
+              <w:suppressAutoHyphens w:val="true"/>
               <w:spacing w:lineRule="auto" w:line="240" w:before="0" w:after="0"/>
               <w:jc w:val="left"/>
               <w:rPr>
@@ -2569,21 +2648,13 @@
               </w:rPr>
             </w:pPr>
             <w:r>
-              <w:rPr>
-                <w:rFonts w:cs=""/>
-                <w:b w:val="false"/>
-                <w:kern w:val="0"/>
-                <w:sz w:val="19"/>
-                <w:szCs w:val="22"/>
-                <w:lang w:val="en-US" w:eastAsia="en-US" w:bidi="ar-SA"/>
-              </w:rPr>
-              <w:t>-</w:t>
+              <w:rPr/>
             </w:r>
           </w:p>
         </w:tc>
         <w:tc>
           <w:tcPr>
-            <w:tcW w:w="2519" w:type="dxa"/>
+            <w:tcW w:w="2521" w:type="dxa"/>
             <w:tcBorders/>
             <w:vAlign w:val="center"/>
           </w:tcPr>
@@ -2591,6 +2662,7 @@
             <w:pPr>
               <w:pStyle w:val="Normal"/>
               <w:widowControl/>
+              <w:suppressAutoHyphens w:val="true"/>
               <w:spacing w:lineRule="auto" w:line="240" w:before="0" w:after="0"/>
               <w:jc w:val="left"/>
               <w:rPr>
@@ -2601,24 +2673,13 @@
               </w:rPr>
             </w:pPr>
             <w:r>
-              <w:rPr>
-                <w:rFonts w:cs=""/>
-                <w:b w:val="false"/>
-                <w:kern w:val="0"/>
-                <w:sz w:val="19"/>
-                <w:szCs w:val="22"/>
-                <w:lang w:val="en-US" w:eastAsia="en-US" w:bidi="ar-SA"/>
-              </w:rPr>
-              <w:t>Tipo specifico di prestazione.</w:t>
+              <w:rPr/>
             </w:r>
           </w:p>
         </w:tc>
-      </w:tr>
-      <w:tr>
-        <w:trPr/>
         <w:tc>
           <w:tcPr>
-            <w:tcW w:w="2520" w:type="dxa"/>
+            <w:tcW w:w="2518" w:type="dxa"/>
             <w:tcBorders/>
             <w:vAlign w:val="center"/>
           </w:tcPr>
@@ -2626,6 +2687,7 @@
             <w:pPr>
               <w:pStyle w:val="Normal"/>
               <w:widowControl/>
+              <w:suppressAutoHyphens w:val="true"/>
               <w:spacing w:lineRule="auto" w:line="240" w:before="0" w:after="0"/>
               <w:jc w:val="left"/>
               <w:rPr>
@@ -2636,111 +2698,7 @@
               </w:rPr>
             </w:pPr>
             <w:r>
-              <w:rPr>
-                <w:rFonts w:cs=""/>
-                <w:b w:val="false"/>
-                <w:kern w:val="0"/>
-                <w:sz w:val="19"/>
-                <w:szCs w:val="22"/>
-                <w:lang w:val="en-US" w:eastAsia="en-US" w:bidi="ar-SA"/>
-              </w:rPr>
-              <w:t>Giorno</w:t>
-            </w:r>
-          </w:p>
-        </w:tc>
-        <w:tc>
-          <w:tcPr>
-            <w:tcW w:w="2520" w:type="dxa"/>
-            <w:tcBorders/>
-            <w:vAlign w:val="center"/>
-          </w:tcPr>
-          <w:p>
-            <w:pPr>
-              <w:pStyle w:val="Normal"/>
-              <w:widowControl/>
-              <w:spacing w:lineRule="auto" w:line="240" w:before="0" w:after="0"/>
-              <w:jc w:val="left"/>
-              <w:rPr>
-                <w:rFonts w:cs=""/>
-                <w:kern w:val="0"/>
-                <w:szCs w:val="22"/>
-                <w:lang w:val="en-US" w:eastAsia="en-US" w:bidi="ar-SA"/>
-              </w:rPr>
-            </w:pPr>
-            <w:r>
-              <w:rPr>
-                <w:rFonts w:cs=""/>
-                <w:b w:val="false"/>
-                <w:kern w:val="0"/>
-                <w:sz w:val="19"/>
-                <w:szCs w:val="22"/>
-                <w:lang w:val="en-US" w:eastAsia="en-US" w:bidi="ar-SA"/>
-              </w:rPr>
-              <w:t>LUNEDI, MARTEDI, MERCOLEDI, GIOVEDI, VENERDI, SABATO, DOMENICA</w:t>
-            </w:r>
-          </w:p>
-        </w:tc>
-        <w:tc>
-          <w:tcPr>
-            <w:tcW w:w="2520" w:type="dxa"/>
-            <w:tcBorders/>
-            <w:vAlign w:val="center"/>
-          </w:tcPr>
-          <w:p>
-            <w:pPr>
-              <w:pStyle w:val="Normal"/>
-              <w:widowControl/>
-              <w:spacing w:lineRule="auto" w:line="240" w:before="0" w:after="0"/>
-              <w:jc w:val="left"/>
-              <w:rPr>
-                <w:rFonts w:cs=""/>
-                <w:kern w:val="0"/>
-                <w:szCs w:val="22"/>
-                <w:lang w:val="en-US" w:eastAsia="en-US" w:bidi="ar-SA"/>
-              </w:rPr>
-            </w:pPr>
-            <w:r>
-              <w:rPr>
-                <w:rFonts w:cs=""/>
-                <w:b w:val="false"/>
-                <w:kern w:val="0"/>
-                <w:sz w:val="19"/>
-                <w:szCs w:val="22"/>
-                <w:lang w:val="en-US" w:eastAsia="en-US" w:bidi="ar-SA"/>
-              </w:rPr>
-              <w:t>-</w:t>
-            </w:r>
-          </w:p>
-        </w:tc>
-        <w:tc>
-          <w:tcPr>
-            <w:tcW w:w="2519" w:type="dxa"/>
-            <w:tcBorders/>
-            <w:vAlign w:val="center"/>
-          </w:tcPr>
-          <w:p>
-            <w:pPr>
-              <w:pStyle w:val="Normal"/>
-              <w:widowControl/>
-              <w:spacing w:lineRule="auto" w:line="240" w:before="0" w:after="0"/>
-              <w:jc w:val="left"/>
-              <w:rPr>
-                <w:rFonts w:cs=""/>
-                <w:kern w:val="0"/>
-                <w:szCs w:val="22"/>
-                <w:lang w:val="en-US" w:eastAsia="en-US" w:bidi="ar-SA"/>
-              </w:rPr>
-            </w:pPr>
-            <w:r>
-              <w:rPr>
-                <w:rFonts w:cs=""/>
-                <w:b w:val="false"/>
-                <w:kern w:val="0"/>
-                <w:sz w:val="19"/>
-                <w:szCs w:val="22"/>
-                <w:lang w:val="en-US" w:eastAsia="en-US" w:bidi="ar-SA"/>
-              </w:rPr>
-              <w:t>Enumerazione dei giorni della settimana.</w:t>
+              <w:rPr/>
             </w:r>
           </w:p>
         </w:tc>
@@ -2789,6 +2747,7 @@
             <w:pPr>
               <w:pStyle w:val="Normal"/>
               <w:widowControl/>
+              <w:suppressAutoHyphens w:val="true"/>
               <w:spacing w:lineRule="auto" w:line="240" w:before="0" w:after="0"/>
               <w:jc w:val="left"/>
               <w:rPr>
@@ -2822,6 +2781,7 @@
             <w:pPr>
               <w:pStyle w:val="Normal"/>
               <w:widowControl/>
+              <w:suppressAutoHyphens w:val="true"/>
               <w:spacing w:lineRule="auto" w:line="240" w:before="0" w:after="0"/>
               <w:jc w:val="left"/>
               <w:rPr>
@@ -2855,6 +2815,7 @@
             <w:pPr>
               <w:pStyle w:val="Normal"/>
               <w:widowControl/>
+              <w:suppressAutoHyphens w:val="true"/>
               <w:spacing w:lineRule="auto" w:line="240" w:before="0" w:after="0"/>
               <w:jc w:val="left"/>
               <w:rPr>
@@ -2890,6 +2851,7 @@
             <w:pPr>
               <w:pStyle w:val="Normal"/>
               <w:widowControl/>
+              <w:suppressAutoHyphens w:val="true"/>
               <w:spacing w:lineRule="auto" w:line="240" w:before="0" w:after="0"/>
               <w:jc w:val="left"/>
               <w:rPr>
@@ -2908,18 +2870,7 @@
                 <w:szCs w:val="22"/>
                 <w:lang w:val="en-US" w:eastAsia="en-US" w:bidi="ar-SA"/>
               </w:rPr>
-              <w:t>Utente</w:t>
-            </w:r>
-            <w:r>
-              <w:rPr>
-                <w:rFonts w:cs=""/>
-                <w:b w:val="false"/>
-                <w:kern w:val="0"/>
-                <w:sz w:val="19"/>
-                <w:szCs w:val="22"/>
-                <w:lang w:val="en-US" w:eastAsia="en-US" w:bidi="ar-SA"/>
-              </w:rPr>
-              <w:t>Registrato</w:t>
+              <w:t>UtenteRegistrato</w:t>
             </w:r>
           </w:p>
         </w:tc>
@@ -2933,6 +2884,7 @@
             <w:pPr>
               <w:pStyle w:val="Normal"/>
               <w:widowControl/>
+              <w:suppressAutoHyphens w:val="true"/>
               <w:spacing w:lineRule="auto" w:line="240" w:before="0" w:after="0"/>
               <w:jc w:val="left"/>
               <w:rPr>
@@ -2965,6 +2917,7 @@
             <w:pPr>
               <w:pStyle w:val="Normal"/>
               <w:widowControl/>
+              <w:suppressAutoHyphens w:val="true"/>
               <w:spacing w:lineRule="auto" w:line="240" w:before="0" w:after="0"/>
               <w:jc w:val="left"/>
               <w:rPr>
@@ -3000,6 +2953,7 @@
             <w:pPr>
               <w:pStyle w:val="Normal"/>
               <w:widowControl/>
+              <w:suppressAutoHyphens w:val="true"/>
               <w:spacing w:lineRule="auto" w:line="240" w:before="0" w:after="0"/>
               <w:jc w:val="left"/>
               <w:rPr>
@@ -3032,6 +2986,7 @@
             <w:pPr>
               <w:pStyle w:val="Normal"/>
               <w:widowControl/>
+              <w:suppressAutoHyphens w:val="true"/>
               <w:spacing w:lineRule="auto" w:line="240" w:before="0" w:after="0"/>
               <w:jc w:val="left"/>
               <w:rPr>
@@ -3064,6 +3019,7 @@
             <w:pPr>
               <w:pStyle w:val="Normal"/>
               <w:widowControl/>
+              <w:suppressAutoHyphens w:val="true"/>
               <w:spacing w:lineRule="auto" w:line="240" w:before="0" w:after="0"/>
               <w:jc w:val="left"/>
               <w:rPr>
@@ -3099,6 +3055,7 @@
             <w:pPr>
               <w:pStyle w:val="Normal"/>
               <w:widowControl/>
+              <w:suppressAutoHyphens w:val="true"/>
               <w:spacing w:lineRule="auto" w:line="240" w:before="0" w:after="0"/>
               <w:jc w:val="left"/>
               <w:rPr>
@@ -3131,6 +3088,7 @@
             <w:pPr>
               <w:pStyle w:val="Normal"/>
               <w:widowControl/>
+              <w:suppressAutoHyphens w:val="true"/>
               <w:spacing w:lineRule="auto" w:line="240" w:before="0" w:after="0"/>
               <w:jc w:val="left"/>
               <w:rPr>
@@ -3149,18 +3107,7 @@
                 <w:szCs w:val="22"/>
                 <w:lang w:val="en-US" w:eastAsia="en-US" w:bidi="ar-SA"/>
               </w:rPr>
-              <w:t>Utente</w:t>
-            </w:r>
-            <w:r>
-              <w:rPr>
-                <w:rFonts w:cs=""/>
-                <w:b w:val="false"/>
-                <w:kern w:val="0"/>
-                <w:sz w:val="19"/>
-                <w:szCs w:val="22"/>
-                <w:lang w:val="en-US" w:eastAsia="en-US" w:bidi="ar-SA"/>
-              </w:rPr>
-              <w:t>Registrato</w:t>
+              <w:t>UtenteRegistrato</w:t>
             </w:r>
           </w:p>
         </w:tc>
@@ -3174,6 +3121,7 @@
             <w:pPr>
               <w:pStyle w:val="Normal"/>
               <w:widowControl/>
+              <w:suppressAutoHyphens w:val="true"/>
               <w:spacing w:lineRule="auto" w:line="240" w:before="0" w:after="0"/>
               <w:jc w:val="left"/>
               <w:rPr>
@@ -3209,6 +3157,7 @@
             <w:pPr>
               <w:pStyle w:val="Normal"/>
               <w:widowControl/>
+              <w:suppressAutoHyphens w:val="true"/>
               <w:spacing w:lineRule="auto" w:line="240" w:before="0" w:after="0"/>
               <w:jc w:val="left"/>
               <w:rPr>
@@ -3241,6 +3190,7 @@
             <w:pPr>
               <w:pStyle w:val="Normal"/>
               <w:widowControl/>
+              <w:suppressAutoHyphens w:val="true"/>
               <w:spacing w:lineRule="auto" w:line="240" w:before="0" w:after="0"/>
               <w:jc w:val="left"/>
               <w:rPr>
@@ -3259,18 +3209,7 @@
                 <w:szCs w:val="22"/>
                 <w:lang w:val="en-US" w:eastAsia="en-US" w:bidi="ar-SA"/>
               </w:rPr>
-              <w:t>Utente</w:t>
-            </w:r>
-            <w:r>
-              <w:rPr>
-                <w:rFonts w:cs=""/>
-                <w:b w:val="false"/>
-                <w:kern w:val="0"/>
-                <w:sz w:val="19"/>
-                <w:szCs w:val="22"/>
-                <w:lang w:val="en-US" w:eastAsia="en-US" w:bidi="ar-SA"/>
-              </w:rPr>
-              <w:t>Registrato</w:t>
+              <w:t>UtenteRegistrato</w:t>
             </w:r>
           </w:p>
         </w:tc>
@@ -3284,6 +3223,7 @@
             <w:pPr>
               <w:pStyle w:val="Normal"/>
               <w:widowControl/>
+              <w:suppressAutoHyphens w:val="true"/>
               <w:spacing w:lineRule="auto" w:line="240" w:before="0" w:after="0"/>
               <w:jc w:val="left"/>
               <w:rPr>
@@ -3319,6 +3259,7 @@
             <w:pPr>
               <w:pStyle w:val="Normal"/>
               <w:widowControl/>
+              <w:suppressAutoHyphens w:val="true"/>
               <w:spacing w:lineRule="auto" w:line="240" w:before="0" w:after="0"/>
               <w:jc w:val="left"/>
               <w:rPr>
@@ -3351,6 +3292,7 @@
             <w:pPr>
               <w:pStyle w:val="Normal"/>
               <w:widowControl/>
+              <w:suppressAutoHyphens w:val="true"/>
               <w:spacing w:lineRule="auto" w:line="240" w:before="0" w:after="0"/>
               <w:jc w:val="left"/>
               <w:rPr>
@@ -3383,6 +3325,7 @@
             <w:pPr>
               <w:pStyle w:val="Normal"/>
               <w:widowControl/>
+              <w:suppressAutoHyphens w:val="true"/>
               <w:spacing w:lineRule="auto" w:line="240" w:before="0" w:after="0"/>
               <w:jc w:val="left"/>
               <w:rPr>
@@ -3418,6 +3361,7 @@
             <w:pPr>
               <w:pStyle w:val="Normal"/>
               <w:widowControl/>
+              <w:suppressAutoHyphens w:val="true"/>
               <w:spacing w:lineRule="auto" w:line="240" w:before="0" w:after="0"/>
               <w:jc w:val="left"/>
               <w:rPr>
@@ -3450,6 +3394,7 @@
             <w:pPr>
               <w:pStyle w:val="Normal"/>
               <w:widowControl/>
+              <w:suppressAutoHyphens w:val="true"/>
               <w:spacing w:lineRule="auto" w:line="240" w:before="0" w:after="0"/>
               <w:jc w:val="left"/>
               <w:rPr>
@@ -3482,6 +3427,7 @@
             <w:pPr>
               <w:pStyle w:val="Normal"/>
               <w:widowControl/>
+              <w:suppressAutoHyphens w:val="true"/>
               <w:spacing w:lineRule="auto" w:line="240" w:before="0" w:after="0"/>
               <w:jc w:val="left"/>
               <w:rPr>
@@ -3549,6 +3495,7 @@
             <w:pPr>
               <w:pStyle w:val="Normal"/>
               <w:widowControl/>
+              <w:suppressAutoHyphens w:val="true"/>
               <w:spacing w:lineRule="auto" w:line="240" w:before="0" w:after="0"/>
               <w:jc w:val="left"/>
               <w:rPr>
@@ -3582,6 +3529,7 @@
             <w:pPr>
               <w:pStyle w:val="Normal"/>
               <w:widowControl/>
+              <w:suppressAutoHyphens w:val="true"/>
               <w:spacing w:lineRule="auto" w:line="240" w:before="0" w:after="0"/>
               <w:jc w:val="left"/>
               <w:rPr>
@@ -3615,6 +3563,7 @@
             <w:pPr>
               <w:pStyle w:val="Normal"/>
               <w:widowControl/>
+              <w:suppressAutoHyphens w:val="true"/>
               <w:spacing w:lineRule="auto" w:line="240" w:before="0" w:after="0"/>
               <w:jc w:val="left"/>
               <w:rPr>
@@ -3650,6 +3599,7 @@
             <w:pPr>
               <w:pStyle w:val="Normal"/>
               <w:widowControl/>
+              <w:suppressAutoHyphens w:val="true"/>
               <w:spacing w:lineRule="auto" w:line="240" w:before="0" w:after="0"/>
               <w:jc w:val="left"/>
               <w:rPr>
@@ -3682,6 +3632,7 @@
             <w:pPr>
               <w:pStyle w:val="Normal"/>
               <w:widowControl/>
+              <w:suppressAutoHyphens w:val="true"/>
               <w:spacing w:lineRule="auto" w:line="240" w:before="0" w:after="0"/>
               <w:jc w:val="left"/>
               <w:rPr>
@@ -3714,6 +3665,7 @@
             <w:pPr>
               <w:pStyle w:val="Normal"/>
               <w:widowControl/>
+              <w:suppressAutoHyphens w:val="true"/>
               <w:spacing w:lineRule="auto" w:line="240" w:before="0" w:after="0"/>
               <w:jc w:val="left"/>
               <w:rPr>
@@ -3749,6 +3701,7 @@
             <w:pPr>
               <w:pStyle w:val="Normal"/>
               <w:widowControl/>
+              <w:suppressAutoHyphens w:val="true"/>
               <w:spacing w:lineRule="auto" w:line="240" w:before="0" w:after="0"/>
               <w:jc w:val="left"/>
               <w:rPr>
@@ -3781,6 +3734,7 @@
             <w:pPr>
               <w:pStyle w:val="Normal"/>
               <w:widowControl/>
+              <w:suppressAutoHyphens w:val="true"/>
               <w:spacing w:lineRule="auto" w:line="240" w:before="0" w:after="0"/>
               <w:jc w:val="left"/>
               <w:rPr>
@@ -3813,6 +3767,7 @@
             <w:pPr>
               <w:pStyle w:val="Normal"/>
               <w:widowControl/>
+              <w:suppressAutoHyphens w:val="true"/>
               <w:spacing w:lineRule="auto" w:line="240" w:before="0" w:after="0"/>
               <w:jc w:val="left"/>
               <w:rPr>
@@ -3848,6 +3803,7 @@
             <w:pPr>
               <w:pStyle w:val="Normal"/>
               <w:widowControl/>
+              <w:suppressAutoHyphens w:val="true"/>
               <w:spacing w:lineRule="auto" w:line="240" w:before="0" w:after="0"/>
               <w:jc w:val="left"/>
               <w:rPr>
@@ -3880,6 +3836,7 @@
             <w:pPr>
               <w:pStyle w:val="Normal"/>
               <w:widowControl/>
+              <w:suppressAutoHyphens w:val="true"/>
               <w:spacing w:lineRule="auto" w:line="240" w:before="0" w:after="0"/>
               <w:jc w:val="left"/>
               <w:rPr>
@@ -3912,6 +3869,7 @@
             <w:pPr>
               <w:pStyle w:val="Normal"/>
               <w:widowControl/>
+              <w:suppressAutoHyphens w:val="true"/>
               <w:spacing w:lineRule="auto" w:line="240" w:before="0" w:after="0"/>
               <w:jc w:val="left"/>
               <w:rPr>
@@ -3947,6 +3905,7 @@
             <w:pPr>
               <w:pStyle w:val="Normal"/>
               <w:widowControl/>
+              <w:suppressAutoHyphens w:val="true"/>
               <w:spacing w:lineRule="auto" w:line="240" w:before="0" w:after="0"/>
               <w:jc w:val="left"/>
               <w:rPr>
@@ -3979,6 +3938,7 @@
             <w:pPr>
               <w:pStyle w:val="Normal"/>
               <w:widowControl/>
+              <w:suppressAutoHyphens w:val="true"/>
               <w:spacing w:lineRule="auto" w:line="240" w:before="0" w:after="0"/>
               <w:jc w:val="left"/>
               <w:rPr>
@@ -4011,6 +3971,7 @@
             <w:pPr>
               <w:pStyle w:val="Normal"/>
               <w:widowControl/>
+              <w:suppressAutoHyphens w:val="true"/>
               <w:spacing w:lineRule="auto" w:line="240" w:before="0" w:after="0"/>
               <w:jc w:val="left"/>
               <w:rPr>
@@ -4046,6 +4007,7 @@
             <w:pPr>
               <w:pStyle w:val="Normal"/>
               <w:widowControl/>
+              <w:suppressAutoHyphens w:val="true"/>
               <w:spacing w:lineRule="auto" w:line="240" w:before="0" w:after="0"/>
               <w:jc w:val="left"/>
               <w:rPr>
@@ -4078,6 +4040,7 @@
             <w:pPr>
               <w:pStyle w:val="Normal"/>
               <w:widowControl/>
+              <w:suppressAutoHyphens w:val="true"/>
               <w:spacing w:lineRule="auto" w:line="240" w:before="0" w:after="0"/>
               <w:jc w:val="left"/>
               <w:rPr>
@@ -4110,6 +4073,7 @@
             <w:pPr>
               <w:pStyle w:val="Normal"/>
               <w:widowControl/>
+              <w:suppressAutoHyphens w:val="true"/>
               <w:spacing w:lineRule="auto" w:line="240" w:before="0" w:after="0"/>
               <w:jc w:val="left"/>
               <w:rPr>
@@ -4145,6 +4109,7 @@
             <w:pPr>
               <w:pStyle w:val="Normal"/>
               <w:widowControl/>
+              <w:suppressAutoHyphens w:val="true"/>
               <w:spacing w:lineRule="auto" w:line="240" w:before="0" w:after="0"/>
               <w:jc w:val="left"/>
               <w:rPr>
@@ -4177,6 +4142,7 @@
             <w:pPr>
               <w:pStyle w:val="Normal"/>
               <w:widowControl/>
+              <w:suppressAutoHyphens w:val="true"/>
               <w:spacing w:lineRule="auto" w:line="240" w:before="0" w:after="0"/>
               <w:jc w:val="left"/>
               <w:rPr>
@@ -4209,6 +4175,7 @@
             <w:pPr>
               <w:pStyle w:val="Normal"/>
               <w:widowControl/>
+              <w:suppressAutoHyphens w:val="true"/>
               <w:spacing w:lineRule="auto" w:line="240" w:before="0" w:after="0"/>
               <w:jc w:val="left"/>
               <w:rPr>
@@ -4244,6 +4211,7 @@
             <w:pPr>
               <w:pStyle w:val="Normal"/>
               <w:widowControl/>
+              <w:suppressAutoHyphens w:val="true"/>
               <w:spacing w:lineRule="auto" w:line="240" w:before="0" w:after="0"/>
               <w:jc w:val="left"/>
               <w:rPr>
@@ -4276,6 +4244,7 @@
             <w:pPr>
               <w:pStyle w:val="Normal"/>
               <w:widowControl/>
+              <w:suppressAutoHyphens w:val="true"/>
               <w:spacing w:lineRule="auto" w:line="240" w:before="0" w:after="0"/>
               <w:jc w:val="left"/>
               <w:rPr>
@@ -4308,6 +4277,7 @@
             <w:pPr>
               <w:pStyle w:val="Normal"/>
               <w:widowControl/>
+              <w:suppressAutoHyphens w:val="true"/>
               <w:spacing w:lineRule="auto" w:line="240" w:before="0" w:after="0"/>
               <w:jc w:val="left"/>
               <w:rPr>
@@ -4343,6 +4313,7 @@
             <w:pPr>
               <w:pStyle w:val="Normal"/>
               <w:widowControl/>
+              <w:suppressAutoHyphens w:val="true"/>
               <w:spacing w:lineRule="auto" w:line="240" w:before="0" w:after="0"/>
               <w:jc w:val="left"/>
               <w:rPr>
@@ -4375,6 +4346,7 @@
             <w:pPr>
               <w:pStyle w:val="Normal"/>
               <w:widowControl/>
+              <w:suppressAutoHyphens w:val="true"/>
               <w:spacing w:lineRule="auto" w:line="240" w:before="0" w:after="0"/>
               <w:jc w:val="left"/>
               <w:rPr>
@@ -4407,6 +4379,7 @@
             <w:pPr>
               <w:pStyle w:val="Normal"/>
               <w:widowControl/>
+              <w:suppressAutoHyphens w:val="true"/>
               <w:spacing w:lineRule="auto" w:line="240" w:before="0" w:after="0"/>
               <w:jc w:val="left"/>
               <w:rPr>
@@ -4442,6 +4415,7 @@
             <w:pPr>
               <w:pStyle w:val="Normal"/>
               <w:widowControl/>
+              <w:suppressAutoHyphens w:val="true"/>
               <w:spacing w:lineRule="auto" w:line="240" w:before="0" w:after="0"/>
               <w:jc w:val="left"/>
               <w:rPr>
@@ -4474,6 +4448,7 @@
             <w:pPr>
               <w:pStyle w:val="Normal"/>
               <w:widowControl/>
+              <w:suppressAutoHyphens w:val="true"/>
               <w:spacing w:lineRule="auto" w:line="240" w:before="0" w:after="0"/>
               <w:jc w:val="left"/>
               <w:rPr>
@@ -4506,6 +4481,7 @@
             <w:pPr>
               <w:pStyle w:val="Normal"/>
               <w:widowControl/>
+              <w:suppressAutoHyphens w:val="true"/>
               <w:spacing w:lineRule="auto" w:line="240" w:before="0" w:after="0"/>
               <w:jc w:val="left"/>
               <w:rPr>
@@ -4724,6 +4700,66 @@
     </w:p>
     <w:p>
       <w:pPr>
+        <w:pStyle w:val="ListBullet"/>
+        <w:numPr>
+          <w:ilvl w:val="0"/>
+          <w:numId w:val="1"/>
+        </w:numPr>
+        <w:ind w:hanging="0" w:left="0"/>
+        <w:rPr/>
+      </w:pPr>
+      <w:r>
+        <w:rPr/>
+        <w:t>Un ricovero non può avere un medico che non ha almeno un turno compreso nella fascia oraria nel ricovero</w:t>
+      </w:r>
+    </w:p>
+    <w:p>
+      <w:pPr>
+        <w:pStyle w:val="ListBullet"/>
+        <w:numPr>
+          <w:ilvl w:val="0"/>
+          <w:numId w:val="1"/>
+        </w:numPr>
+        <w:ind w:hanging="0" w:left="0"/>
+        <w:rPr/>
+      </w:pPr>
+      <w:r>
+        <w:rPr/>
+        <w:t>Un ricovero non può avere due volte lo stesso medico</w:t>
+      </w:r>
+    </w:p>
+    <w:p>
+      <w:pPr>
+        <w:pStyle w:val="ListBullet"/>
+        <w:numPr>
+          <w:ilvl w:val="0"/>
+          <w:numId w:val="1"/>
+        </w:numPr>
+        <w:ind w:hanging="0" w:left="0"/>
+        <w:rPr/>
+      </w:pPr>
+      <w:r>
+        <w:rPr/>
+        <w:t>Un medico non può essere aggiunto in un turno che si sovrappone con un turno a cui è già aggiunto.</w:t>
+      </w:r>
+    </w:p>
+    <w:p>
+      <w:pPr>
+        <w:pStyle w:val="ListBullet"/>
+        <w:numPr>
+          <w:ilvl w:val="0"/>
+          <w:numId w:val="1"/>
+        </w:numPr>
+        <w:ind w:hanging="0" w:left="0"/>
+        <w:rPr/>
+      </w:pPr>
+      <w:r>
+        <w:rPr/>
+        <w:t>Un medico non può essere aggiunto due volte allo stesso turno.</w:t>
+      </w:r>
+    </w:p>
+    <w:p>
+      <w:pPr>
         <w:pStyle w:val="Heading1"/>
         <w:rPr/>
       </w:pPr>
@@ -4775,6 +4811,7 @@
             <w:pPr>
               <w:pStyle w:val="Normal"/>
               <w:widowControl/>
+              <w:suppressAutoHyphens w:val="true"/>
               <w:spacing w:lineRule="auto" w:line="240" w:before="0" w:after="0"/>
               <w:jc w:val="left"/>
               <w:rPr>
@@ -4808,6 +4845,7 @@
             <w:pPr>
               <w:pStyle w:val="Normal"/>
               <w:widowControl/>
+              <w:suppressAutoHyphens w:val="true"/>
               <w:spacing w:lineRule="auto" w:line="240" w:before="0" w:after="0"/>
               <w:jc w:val="left"/>
               <w:rPr>
@@ -4841,6 +4879,7 @@
             <w:pPr>
               <w:pStyle w:val="Normal"/>
               <w:widowControl/>
+              <w:suppressAutoHyphens w:val="true"/>
               <w:spacing w:lineRule="auto" w:line="240" w:before="0" w:after="0"/>
               <w:jc w:val="left"/>
               <w:rPr>
@@ -4876,6 +4915,7 @@
             <w:pPr>
               <w:pStyle w:val="Normal"/>
               <w:widowControl/>
+              <w:suppressAutoHyphens w:val="true"/>
               <w:spacing w:lineRule="auto" w:line="240" w:before="0" w:after="0"/>
               <w:jc w:val="left"/>
               <w:rPr>
@@ -4908,6 +4948,7 @@
             <w:pPr>
               <w:pStyle w:val="Normal"/>
               <w:widowControl/>
+              <w:suppressAutoHyphens w:val="true"/>
               <w:spacing w:lineRule="auto" w:line="240" w:before="0" w:after="0"/>
               <w:jc w:val="left"/>
               <w:rPr>
@@ -4940,6 +4981,7 @@
             <w:pPr>
               <w:pStyle w:val="Normal"/>
               <w:widowControl/>
+              <w:suppressAutoHyphens w:val="true"/>
               <w:spacing w:lineRule="auto" w:line="240" w:before="0" w:after="0"/>
               <w:jc w:val="left"/>
               <w:rPr>
@@ -4975,6 +5017,7 @@
             <w:pPr>
               <w:pStyle w:val="Normal"/>
               <w:widowControl/>
+              <w:suppressAutoHyphens w:val="true"/>
               <w:spacing w:lineRule="auto" w:line="240" w:before="0" w:after="0"/>
               <w:jc w:val="left"/>
               <w:rPr>
@@ -5007,6 +5050,7 @@
             <w:pPr>
               <w:pStyle w:val="Normal"/>
               <w:widowControl/>
+              <w:suppressAutoHyphens w:val="true"/>
               <w:spacing w:lineRule="auto" w:line="240" w:before="0" w:after="0"/>
               <w:jc w:val="left"/>
               <w:rPr>
@@ -5025,29 +5069,7 @@
                 <w:szCs w:val="22"/>
                 <w:lang w:val="en-US" w:eastAsia="en-US" w:bidi="ar-SA"/>
               </w:rPr>
-              <w:t>Utente</w:t>
-            </w:r>
-            <w:r>
-              <w:rPr>
-                <w:rFonts w:cs=""/>
-                <w:b w:val="false"/>
-                <w:kern w:val="0"/>
-                <w:sz w:val="19"/>
-                <w:szCs w:val="22"/>
-                <w:lang w:val="en-US" w:eastAsia="en-US" w:bidi="ar-SA"/>
-              </w:rPr>
-              <w:t>Registrato</w:t>
-            </w:r>
-            <w:r>
-              <w:rPr>
-                <w:rFonts w:cs=""/>
-                <w:b w:val="false"/>
-                <w:kern w:val="0"/>
-                <w:sz w:val="19"/>
-                <w:szCs w:val="22"/>
-                <w:lang w:val="en-US" w:eastAsia="en-US" w:bidi="ar-SA"/>
-              </w:rPr>
-              <w:t>, Amministratore, Medico</w:t>
+              <w:t>UtenteRegistrato, Amministratore, Medico</w:t>
             </w:r>
           </w:p>
         </w:tc>
@@ -5061,6 +5083,7 @@
             <w:pPr>
               <w:pStyle w:val="Normal"/>
               <w:widowControl/>
+              <w:suppressAutoHyphens w:val="true"/>
               <w:spacing w:lineRule="auto" w:line="240" w:before="0" w:after="0"/>
               <w:jc w:val="left"/>
               <w:rPr>
@@ -5096,6 +5119,7 @@
             <w:pPr>
               <w:pStyle w:val="Normal"/>
               <w:widowControl/>
+              <w:suppressAutoHyphens w:val="true"/>
               <w:spacing w:lineRule="auto" w:line="240" w:before="0" w:after="0"/>
               <w:jc w:val="left"/>
               <w:rPr>
@@ -5128,6 +5152,7 @@
             <w:pPr>
               <w:pStyle w:val="Normal"/>
               <w:widowControl/>
+              <w:suppressAutoHyphens w:val="true"/>
               <w:spacing w:lineRule="auto" w:line="240" w:before="0" w:after="0"/>
               <w:jc w:val="left"/>
               <w:rPr>
@@ -5160,6 +5185,7 @@
             <w:pPr>
               <w:pStyle w:val="Normal"/>
               <w:widowControl/>
+              <w:suppressAutoHyphens w:val="true"/>
               <w:spacing w:lineRule="auto" w:line="240" w:before="0" w:after="0"/>
               <w:jc w:val="left"/>
               <w:rPr>
@@ -5195,6 +5221,7 @@
             <w:pPr>
               <w:pStyle w:val="Normal"/>
               <w:widowControl/>
+              <w:suppressAutoHyphens w:val="true"/>
               <w:spacing w:lineRule="auto" w:line="240" w:before="0" w:after="0"/>
               <w:jc w:val="left"/>
               <w:rPr>
@@ -5227,6 +5254,7 @@
             <w:pPr>
               <w:pStyle w:val="Normal"/>
               <w:widowControl/>
+              <w:suppressAutoHyphens w:val="true"/>
               <w:spacing w:lineRule="auto" w:line="240" w:before="0" w:after="0"/>
               <w:jc w:val="left"/>
               <w:rPr>
@@ -5259,6 +5287,7 @@
             <w:pPr>
               <w:pStyle w:val="Normal"/>
               <w:widowControl/>
+              <w:suppressAutoHyphens w:val="true"/>
               <w:spacing w:lineRule="auto" w:line="240" w:before="0" w:after="0"/>
               <w:jc w:val="left"/>
               <w:rPr>
@@ -5294,6 +5323,7 @@
             <w:pPr>
               <w:pStyle w:val="Normal"/>
               <w:widowControl/>
+              <w:suppressAutoHyphens w:val="true"/>
               <w:spacing w:lineRule="auto" w:line="240" w:before="0" w:after="0"/>
               <w:jc w:val="left"/>
               <w:rPr>
@@ -5326,6 +5356,7 @@
             <w:pPr>
               <w:pStyle w:val="Normal"/>
               <w:widowControl/>
+              <w:suppressAutoHyphens w:val="true"/>
               <w:spacing w:lineRule="auto" w:line="240" w:before="0" w:after="0"/>
               <w:jc w:val="left"/>
               <w:rPr>
@@ -5358,6 +5389,7 @@
             <w:pPr>
               <w:pStyle w:val="Normal"/>
               <w:widowControl/>
+              <w:suppressAutoHyphens w:val="true"/>
               <w:spacing w:lineRule="auto" w:line="240" w:before="0" w:after="0"/>
               <w:jc w:val="left"/>
               <w:rPr>
@@ -5393,6 +5425,7 @@
             <w:pPr>
               <w:pStyle w:val="Normal"/>
               <w:widowControl/>
+              <w:suppressAutoHyphens w:val="true"/>
               <w:spacing w:lineRule="auto" w:line="240" w:before="0" w:after="0"/>
               <w:jc w:val="left"/>
               <w:rPr>
@@ -5425,6 +5458,7 @@
             <w:pPr>
               <w:pStyle w:val="Normal"/>
               <w:widowControl/>
+              <w:suppressAutoHyphens w:val="true"/>
               <w:spacing w:lineRule="auto" w:line="240" w:before="0" w:after="0"/>
               <w:jc w:val="left"/>
               <w:rPr>
@@ -5457,6 +5491,7 @@
             <w:pPr>
               <w:pStyle w:val="Normal"/>
               <w:widowControl/>
+              <w:suppressAutoHyphens w:val="true"/>
               <w:spacing w:lineRule="auto" w:line="240" w:before="0" w:after="0"/>
               <w:jc w:val="left"/>
               <w:rPr>
@@ -5492,6 +5527,7 @@
             <w:pPr>
               <w:pStyle w:val="Normal"/>
               <w:widowControl/>
+              <w:suppressAutoHyphens w:val="true"/>
               <w:spacing w:lineRule="auto" w:line="240" w:before="0" w:after="0"/>
               <w:jc w:val="left"/>
               <w:rPr>
@@ -5524,6 +5560,7 @@
             <w:pPr>
               <w:pStyle w:val="Normal"/>
               <w:widowControl/>
+              <w:suppressAutoHyphens w:val="true"/>
               <w:spacing w:lineRule="auto" w:line="240" w:before="0" w:after="0"/>
               <w:jc w:val="left"/>
               <w:rPr>
@@ -5556,6 +5593,7 @@
             <w:pPr>
               <w:pStyle w:val="Normal"/>
               <w:widowControl/>
+              <w:suppressAutoHyphens w:val="true"/>
               <w:spacing w:lineRule="auto" w:line="240" w:before="0" w:after="0"/>
               <w:jc w:val="left"/>
               <w:rPr>
@@ -5587,11 +5625,7 @@
       </w:pPr>
       <w:r>
         <w:rPr/>
-        <w:t>8</w:t>
-      </w:r>
-      <w:r>
-        <w:rPr/>
-        <w:t>. Conclusione</w:t>
+        <w:t>8. Conclusione</w:t>
       </w:r>
     </w:p>
     <w:p>
@@ -5650,6 +5684,7 @@
         </w:tabs>
         <w:ind w:left="1080" w:hanging="360"/>
       </w:pPr>
+      <w:rPr/>
     </w:lvl>
     <w:lvl w:ilvl="2">
       <w:start w:val="1"/>
@@ -5662,6 +5697,7 @@
         </w:tabs>
         <w:ind w:left="1440" w:hanging="360"/>
       </w:pPr>
+      <w:rPr/>
     </w:lvl>
     <w:lvl w:ilvl="3">
       <w:start w:val="1"/>
@@ -5674,6 +5710,7 @@
         </w:tabs>
         <w:ind w:left="1800" w:hanging="360"/>
       </w:pPr>
+      <w:rPr/>
     </w:lvl>
     <w:lvl w:ilvl="4">
       <w:start w:val="1"/>
@@ -5686,6 +5723,7 @@
         </w:tabs>
         <w:ind w:left="2160" w:hanging="360"/>
       </w:pPr>
+      <w:rPr/>
     </w:lvl>
     <w:lvl w:ilvl="5">
       <w:start w:val="1"/>
@@ -5698,6 +5736,7 @@
         </w:tabs>
         <w:ind w:left="2520" w:hanging="360"/>
       </w:pPr>
+      <w:rPr/>
     </w:lvl>
     <w:lvl w:ilvl="6">
       <w:start w:val="1"/>
@@ -5710,6 +5749,7 @@
         </w:tabs>
         <w:ind w:left="2880" w:hanging="360"/>
       </w:pPr>
+      <w:rPr/>
     </w:lvl>
     <w:lvl w:ilvl="7">
       <w:start w:val="1"/>
@@ -5722,6 +5762,7 @@
         </w:tabs>
         <w:ind w:left="3240" w:hanging="360"/>
       </w:pPr>
+      <w:rPr/>
     </w:lvl>
     <w:lvl w:ilvl="8">
       <w:start w:val="1"/>
@@ -5734,6 +5775,7 @@
         </w:tabs>
         <w:ind w:left="3600" w:hanging="360"/>
       </w:pPr>
+      <w:rPr/>
     </w:lvl>
   </w:abstractNum>
   <w:abstractNum w:abstractNumId="2">
@@ -5763,6 +5805,7 @@
         </w:tabs>
         <w:ind w:left="1080" w:hanging="360"/>
       </w:pPr>
+      <w:rPr/>
     </w:lvl>
     <w:lvl w:ilvl="2">
       <w:start w:val="1"/>
@@ -5775,6 +5818,7 @@
         </w:tabs>
         <w:ind w:left="1440" w:hanging="360"/>
       </w:pPr>
+      <w:rPr/>
     </w:lvl>
     <w:lvl w:ilvl="3">
       <w:start w:val="1"/>
@@ -5787,6 +5831,7 @@
         </w:tabs>
         <w:ind w:left="1800" w:hanging="360"/>
       </w:pPr>
+      <w:rPr/>
     </w:lvl>
     <w:lvl w:ilvl="4">
       <w:start w:val="1"/>
@@ -5799,6 +5844,7 @@
         </w:tabs>
         <w:ind w:left="2160" w:hanging="360"/>
       </w:pPr>
+      <w:rPr/>
     </w:lvl>
     <w:lvl w:ilvl="5">
       <w:start w:val="1"/>
@@ -5811,6 +5857,7 @@
         </w:tabs>
         <w:ind w:left="2520" w:hanging="360"/>
       </w:pPr>
+      <w:rPr/>
     </w:lvl>
     <w:lvl w:ilvl="6">
       <w:start w:val="1"/>
@@ -5823,6 +5870,7 @@
         </w:tabs>
         <w:ind w:left="2880" w:hanging="360"/>
       </w:pPr>
+      <w:rPr/>
     </w:lvl>
     <w:lvl w:ilvl="7">
       <w:start w:val="1"/>
@@ -5835,6 +5883,7 @@
         </w:tabs>
         <w:ind w:left="3240" w:hanging="360"/>
       </w:pPr>
+      <w:rPr/>
     </w:lvl>
     <w:lvl w:ilvl="8">
       <w:start w:val="1"/>
@@ -5847,6 +5896,7 @@
         </w:tabs>
         <w:ind w:left="3600" w:hanging="360"/>
       </w:pPr>
+      <w:rPr/>
     </w:lvl>
   </w:abstractNum>
   <w:abstractNum w:abstractNumId="3">
@@ -5876,6 +5926,7 @@
         </w:tabs>
         <w:ind w:left="1080" w:hanging="360"/>
       </w:pPr>
+      <w:rPr/>
     </w:lvl>
     <w:lvl w:ilvl="2">
       <w:start w:val="1"/>
@@ -5888,6 +5939,7 @@
         </w:tabs>
         <w:ind w:left="1440" w:hanging="360"/>
       </w:pPr>
+      <w:rPr/>
     </w:lvl>
     <w:lvl w:ilvl="3">
       <w:start w:val="1"/>
@@ -5900,6 +5952,7 @@
         </w:tabs>
         <w:ind w:left="1800" w:hanging="360"/>
       </w:pPr>
+      <w:rPr/>
     </w:lvl>
     <w:lvl w:ilvl="4">
       <w:start w:val="1"/>
@@ -5912,6 +5965,7 @@
         </w:tabs>
         <w:ind w:left="2160" w:hanging="360"/>
       </w:pPr>
+      <w:rPr/>
     </w:lvl>
     <w:lvl w:ilvl="5">
       <w:start w:val="1"/>
@@ -5924,6 +5978,7 @@
         </w:tabs>
         <w:ind w:left="2520" w:hanging="360"/>
       </w:pPr>
+      <w:rPr/>
     </w:lvl>
     <w:lvl w:ilvl="6">
       <w:start w:val="1"/>
@@ -5936,6 +5991,7 @@
         </w:tabs>
         <w:ind w:left="2880" w:hanging="360"/>
       </w:pPr>
+      <w:rPr/>
     </w:lvl>
     <w:lvl w:ilvl="7">
       <w:start w:val="1"/>
@@ -5948,6 +6004,7 @@
         </w:tabs>
         <w:ind w:left="3240" w:hanging="360"/>
       </w:pPr>
+      <w:rPr/>
     </w:lvl>
     <w:lvl w:ilvl="8">
       <w:start w:val="1"/>
@@ -5960,6 +6017,7 @@
         </w:tabs>
         <w:ind w:left="3600" w:hanging="360"/>
       </w:pPr>
+      <w:rPr/>
     </w:lvl>
   </w:abstractNum>
   <w:abstractNum w:abstractNumId="4">
@@ -5987,6 +6045,7 @@
         </w:tabs>
         <w:ind w:left="1080" w:hanging="360"/>
       </w:pPr>
+      <w:rPr/>
     </w:lvl>
     <w:lvl w:ilvl="2">
       <w:start w:val="1"/>
@@ -5999,6 +6058,7 @@
         </w:tabs>
         <w:ind w:left="1440" w:hanging="360"/>
       </w:pPr>
+      <w:rPr/>
     </w:lvl>
     <w:lvl w:ilvl="3">
       <w:start w:val="1"/>
@@ -6011,6 +6071,7 @@
         </w:tabs>
         <w:ind w:left="1800" w:hanging="360"/>
       </w:pPr>
+      <w:rPr/>
     </w:lvl>
     <w:lvl w:ilvl="4">
       <w:start w:val="1"/>
@@ -6023,6 +6084,7 @@
         </w:tabs>
         <w:ind w:left="2160" w:hanging="360"/>
       </w:pPr>
+      <w:rPr/>
     </w:lvl>
     <w:lvl w:ilvl="5">
       <w:start w:val="1"/>
@@ -6035,6 +6097,7 @@
         </w:tabs>
         <w:ind w:left="2520" w:hanging="360"/>
       </w:pPr>
+      <w:rPr/>
     </w:lvl>
     <w:lvl w:ilvl="6">
       <w:start w:val="1"/>
@@ -6047,6 +6110,7 @@
         </w:tabs>
         <w:ind w:left="2880" w:hanging="360"/>
       </w:pPr>
+      <w:rPr/>
     </w:lvl>
     <w:lvl w:ilvl="7">
       <w:start w:val="1"/>
@@ -6059,6 +6123,7 @@
         </w:tabs>
         <w:ind w:left="3240" w:hanging="360"/>
       </w:pPr>
+      <w:rPr/>
     </w:lvl>
     <w:lvl w:ilvl="8">
       <w:start w:val="1"/>
@@ -6071,6 +6136,7 @@
         </w:tabs>
         <w:ind w:left="3600" w:hanging="360"/>
       </w:pPr>
+      <w:rPr/>
     </w:lvl>
   </w:abstractNum>
   <w:abstractNum w:abstractNumId="5">
@@ -6098,6 +6164,7 @@
         </w:tabs>
         <w:ind w:left="1080" w:hanging="360"/>
       </w:pPr>
+      <w:rPr/>
     </w:lvl>
     <w:lvl w:ilvl="2">
       <w:start w:val="1"/>
@@ -6110,6 +6177,7 @@
         </w:tabs>
         <w:ind w:left="1440" w:hanging="360"/>
       </w:pPr>
+      <w:rPr/>
     </w:lvl>
     <w:lvl w:ilvl="3">
       <w:start w:val="1"/>
@@ -6122,6 +6190,7 @@
         </w:tabs>
         <w:ind w:left="1800" w:hanging="360"/>
       </w:pPr>
+      <w:rPr/>
     </w:lvl>
     <w:lvl w:ilvl="4">
       <w:start w:val="1"/>
@@ -6134,6 +6203,7 @@
         </w:tabs>
         <w:ind w:left="2160" w:hanging="360"/>
       </w:pPr>
+      <w:rPr/>
     </w:lvl>
     <w:lvl w:ilvl="5">
       <w:start w:val="1"/>
@@ -6146,6 +6216,7 @@
         </w:tabs>
         <w:ind w:left="2520" w:hanging="360"/>
       </w:pPr>
+      <w:rPr/>
     </w:lvl>
     <w:lvl w:ilvl="6">
       <w:start w:val="1"/>
@@ -6158,6 +6229,7 @@
         </w:tabs>
         <w:ind w:left="2880" w:hanging="360"/>
       </w:pPr>
+      <w:rPr/>
     </w:lvl>
     <w:lvl w:ilvl="7">
       <w:start w:val="1"/>
@@ -6170,6 +6242,7 @@
         </w:tabs>
         <w:ind w:left="3240" w:hanging="360"/>
       </w:pPr>
+      <w:rPr/>
     </w:lvl>
     <w:lvl w:ilvl="8">
       <w:start w:val="1"/>
@@ -6182,6 +6255,7 @@
         </w:tabs>
         <w:ind w:left="3600" w:hanging="360"/>
       </w:pPr>
+      <w:rPr/>
     </w:lvl>
   </w:abstractNum>
   <w:abstractNum w:abstractNumId="6">
@@ -6209,6 +6283,7 @@
         </w:tabs>
         <w:ind w:left="1080" w:hanging="360"/>
       </w:pPr>
+      <w:rPr/>
     </w:lvl>
     <w:lvl w:ilvl="2">
       <w:start w:val="1"/>
@@ -6221,6 +6296,7 @@
         </w:tabs>
         <w:ind w:left="1440" w:hanging="360"/>
       </w:pPr>
+      <w:rPr/>
     </w:lvl>
     <w:lvl w:ilvl="3">
       <w:start w:val="1"/>
@@ -6233,6 +6309,7 @@
         </w:tabs>
         <w:ind w:left="1800" w:hanging="360"/>
       </w:pPr>
+      <w:rPr/>
     </w:lvl>
     <w:lvl w:ilvl="4">
       <w:start w:val="1"/>
@@ -6245,6 +6322,7 @@
         </w:tabs>
         <w:ind w:left="2160" w:hanging="360"/>
       </w:pPr>
+      <w:rPr/>
     </w:lvl>
     <w:lvl w:ilvl="5">
       <w:start w:val="1"/>
@@ -6257,6 +6335,7 @@
         </w:tabs>
         <w:ind w:left="2520" w:hanging="360"/>
       </w:pPr>
+      <w:rPr/>
     </w:lvl>
     <w:lvl w:ilvl="6">
       <w:start w:val="1"/>
@@ -6269,6 +6348,7 @@
         </w:tabs>
         <w:ind w:left="2880" w:hanging="360"/>
       </w:pPr>
+      <w:rPr/>
     </w:lvl>
     <w:lvl w:ilvl="7">
       <w:start w:val="1"/>
@@ -6281,6 +6361,7 @@
         </w:tabs>
         <w:ind w:left="3240" w:hanging="360"/>
       </w:pPr>
+      <w:rPr/>
     </w:lvl>
     <w:lvl w:ilvl="8">
       <w:start w:val="1"/>
@@ -6293,6 +6374,7 @@
         </w:tabs>
         <w:ind w:left="3600" w:hanging="360"/>
       </w:pPr>
+      <w:rPr/>
     </w:lvl>
   </w:abstractNum>
   <w:abstractNum w:abstractNumId="7">
@@ -6443,7 +6525,7 @@
   <w:docDefaults>
     <w:rPrDefault>
       <w:rPr>
-        <w:rFonts w:ascii="Cambria" w:hAnsi="Cambria" w:eastAsia="ＭＳ 明朝" w:cs="" w:asciiTheme="minorHAnsi" w:cstheme="minorBidi" w:eastAsiaTheme="minorEastAsia" w:hAnsiTheme="minorHAnsi"/>
+        <w:rFonts w:ascii="Cambria" w:hAnsi="Cambria" w:eastAsia="" w:cs="" w:asciiTheme="minorHAnsi" w:cstheme="minorBidi" w:eastAsiaTheme="minorEastAsia" w:hAnsiTheme="minorHAnsi"/>
         <w:sz w:val="22"/>
         <w:szCs w:val="22"/>
         <w:lang w:val="en-US" w:eastAsia="en-US" w:bidi="ar-SA"/>
@@ -6600,6 +6682,7 @@
     <w:rsid w:val="00fc693f"/>
     <w:pPr>
       <w:widowControl/>
+      <w:suppressAutoHyphens w:val="true"/>
       <w:bidi w:val="0"/>
       <w:spacing w:lineRule="auto" w:line="276" w:before="0" w:after="200"/>
       <w:jc w:val="left"/>
@@ -6628,7 +6711,7 @@
       <w:outlineLvl w:val="0"/>
     </w:pPr>
     <w:rPr>
-      <w:rFonts w:ascii="Calibri" w:hAnsi="Calibri" w:eastAsia="ＭＳ ゴシック" w:cs="" w:asciiTheme="majorHAnsi" w:cstheme="majorBidi" w:eastAsiaTheme="majorEastAsia" w:hAnsiTheme="majorHAnsi"/>
+      <w:rFonts w:ascii="Calibri" w:hAnsi="Calibri" w:eastAsia="" w:cs="" w:asciiTheme="majorHAnsi" w:cstheme="majorBidi" w:eastAsiaTheme="majorEastAsia" w:hAnsiTheme="majorHAnsi"/>
       <w:b/>
       <w:bCs/>
       <w:color w:themeColor="accent1" w:themeShade="bf" w:val="365F91"/>
@@ -6652,7 +6735,7 @@
       <w:outlineLvl w:val="1"/>
     </w:pPr>
     <w:rPr>
-      <w:rFonts w:ascii="Calibri" w:hAnsi="Calibri" w:eastAsia="ＭＳ ゴシック" w:cs="" w:asciiTheme="majorHAnsi" w:cstheme="majorBidi" w:eastAsiaTheme="majorEastAsia" w:hAnsiTheme="majorHAnsi"/>
+      <w:rFonts w:ascii="Calibri" w:hAnsi="Calibri" w:eastAsia="" w:cs="" w:asciiTheme="majorHAnsi" w:cstheme="majorBidi" w:eastAsiaTheme="majorEastAsia" w:hAnsiTheme="majorHAnsi"/>
       <w:b/>
       <w:bCs/>
       <w:color w:themeColor="accent1" w:val="4F81BD"/>
@@ -6676,7 +6759,7 @@
       <w:outlineLvl w:val="2"/>
     </w:pPr>
     <w:rPr>
-      <w:rFonts w:ascii="Calibri" w:hAnsi="Calibri" w:eastAsia="ＭＳ ゴシック" w:cs="" w:asciiTheme="majorHAnsi" w:cstheme="majorBidi" w:eastAsiaTheme="majorEastAsia" w:hAnsiTheme="majorHAnsi"/>
+      <w:rFonts w:ascii="Calibri" w:hAnsi="Calibri" w:eastAsia="" w:cs="" w:asciiTheme="majorHAnsi" w:cstheme="majorBidi" w:eastAsiaTheme="majorEastAsia" w:hAnsiTheme="majorHAnsi"/>
       <w:b/>
       <w:bCs/>
       <w:color w:themeColor="accent1" w:val="4F81BD"/>
@@ -6699,7 +6782,7 @@
       <w:outlineLvl w:val="3"/>
     </w:pPr>
     <w:rPr>
-      <w:rFonts w:ascii="Calibri" w:hAnsi="Calibri" w:eastAsia="ＭＳ ゴシック" w:cs="" w:asciiTheme="majorHAnsi" w:cstheme="majorBidi" w:eastAsiaTheme="majorEastAsia" w:hAnsiTheme="majorHAnsi"/>
+      <w:rFonts w:ascii="Calibri" w:hAnsi="Calibri" w:eastAsia="" w:cs="" w:asciiTheme="majorHAnsi" w:cstheme="majorBidi" w:eastAsiaTheme="majorEastAsia" w:hAnsiTheme="majorHAnsi"/>
       <w:b/>
       <w:bCs/>
       <w:i/>
@@ -6724,7 +6807,7 @@
       <w:outlineLvl w:val="4"/>
     </w:pPr>
     <w:rPr>
-      <w:rFonts w:ascii="Calibri" w:hAnsi="Calibri" w:eastAsia="ＭＳ ゴシック" w:cs="" w:asciiTheme="majorHAnsi" w:cstheme="majorBidi" w:eastAsiaTheme="majorEastAsia" w:hAnsiTheme="majorHAnsi"/>
+      <w:rFonts w:ascii="Calibri" w:hAnsi="Calibri" w:eastAsia="" w:cs="" w:asciiTheme="majorHAnsi" w:cstheme="majorBidi" w:eastAsiaTheme="majorEastAsia" w:hAnsiTheme="majorHAnsi"/>
       <w:color w:themeColor="accent1" w:themeShade="7f" w:val="243F60"/>
     </w:rPr>
   </w:style>
@@ -6745,7 +6828,7 @@
       <w:outlineLvl w:val="5"/>
     </w:pPr>
     <w:rPr>
-      <w:rFonts w:ascii="Calibri" w:hAnsi="Calibri" w:eastAsia="ＭＳ ゴシック" w:cs="" w:asciiTheme="majorHAnsi" w:cstheme="majorBidi" w:eastAsiaTheme="majorEastAsia" w:hAnsiTheme="majorHAnsi"/>
+      <w:rFonts w:ascii="Calibri" w:hAnsi="Calibri" w:eastAsia="" w:cs="" w:asciiTheme="majorHAnsi" w:cstheme="majorBidi" w:eastAsiaTheme="majorEastAsia" w:hAnsiTheme="majorHAnsi"/>
       <w:i/>
       <w:iCs/>
       <w:color w:themeColor="accent1" w:themeShade="7f" w:val="243F60"/>
@@ -6768,7 +6851,7 @@
       <w:outlineLvl w:val="6"/>
     </w:pPr>
     <w:rPr>
-      <w:rFonts w:ascii="Calibri" w:hAnsi="Calibri" w:eastAsia="ＭＳ ゴシック" w:cs="" w:asciiTheme="majorHAnsi" w:cstheme="majorBidi" w:eastAsiaTheme="majorEastAsia" w:hAnsiTheme="majorHAnsi"/>
+      <w:rFonts w:ascii="Calibri" w:hAnsi="Calibri" w:eastAsia="" w:cs="" w:asciiTheme="majorHAnsi" w:cstheme="majorBidi" w:eastAsiaTheme="majorEastAsia" w:hAnsiTheme="majorHAnsi"/>
       <w:i/>
       <w:iCs/>
       <w:color w:themeColor="text1" w:themeTint="bf" w:val="404040"/>
@@ -6791,7 +6874,7 @@
       <w:outlineLvl w:val="7"/>
     </w:pPr>
     <w:rPr>
-      <w:rFonts w:ascii="Calibri" w:hAnsi="Calibri" w:eastAsia="ＭＳ ゴシック" w:cs="" w:asciiTheme="majorHAnsi" w:cstheme="majorBidi" w:eastAsiaTheme="majorEastAsia" w:hAnsiTheme="majorHAnsi"/>
+      <w:rFonts w:ascii="Calibri" w:hAnsi="Calibri" w:eastAsia="" w:cs="" w:asciiTheme="majorHAnsi" w:cstheme="majorBidi" w:eastAsiaTheme="majorEastAsia" w:hAnsiTheme="majorHAnsi"/>
       <w:color w:themeColor="accent1" w:val="4F81BD"/>
       <w:sz w:val="20"/>
       <w:szCs w:val="20"/>
@@ -6814,7 +6897,7 @@
       <w:outlineLvl w:val="8"/>
     </w:pPr>
     <w:rPr>
-      <w:rFonts w:ascii="Calibri" w:hAnsi="Calibri" w:eastAsia="ＭＳ ゴシック" w:cs="" w:asciiTheme="majorHAnsi" w:cstheme="majorBidi" w:eastAsiaTheme="majorEastAsia" w:hAnsiTheme="majorHAnsi"/>
+      <w:rFonts w:ascii="Calibri" w:hAnsi="Calibri" w:eastAsia="" w:cs="" w:asciiTheme="majorHAnsi" w:cstheme="majorBidi" w:eastAsiaTheme="majorEastAsia" w:hAnsiTheme="majorHAnsi"/>
       <w:i/>
       <w:iCs/>
       <w:color w:themeColor="text1" w:themeTint="bf" w:val="404040"/>
@@ -6853,7 +6936,7 @@
     <w:qFormat/>
     <w:rsid w:val="00fc693f"/>
     <w:rPr>
-      <w:rFonts w:ascii="Calibri" w:hAnsi="Calibri" w:eastAsia="ＭＳ ゴシック" w:cs="" w:asciiTheme="majorHAnsi" w:cstheme="majorBidi" w:eastAsiaTheme="majorEastAsia" w:hAnsiTheme="majorHAnsi"/>
+      <w:rFonts w:ascii="Calibri" w:hAnsi="Calibri" w:eastAsia="" w:cs="" w:asciiTheme="majorHAnsi" w:cstheme="majorBidi" w:eastAsiaTheme="majorEastAsia" w:hAnsiTheme="majorHAnsi"/>
       <w:b/>
       <w:bCs/>
       <w:color w:themeColor="accent1" w:themeShade="bf" w:val="365F91"/>
@@ -6868,7 +6951,7 @@
     <w:qFormat/>
     <w:rsid w:val="00fc693f"/>
     <w:rPr>
-      <w:rFonts w:ascii="Calibri" w:hAnsi="Calibri" w:eastAsia="ＭＳ ゴシック" w:cs="" w:asciiTheme="majorHAnsi" w:cstheme="majorBidi" w:eastAsiaTheme="majorEastAsia" w:hAnsiTheme="majorHAnsi"/>
+      <w:rFonts w:ascii="Calibri" w:hAnsi="Calibri" w:eastAsia="" w:cs="" w:asciiTheme="majorHAnsi" w:cstheme="majorBidi" w:eastAsiaTheme="majorEastAsia" w:hAnsiTheme="majorHAnsi"/>
       <w:b/>
       <w:bCs/>
       <w:color w:themeColor="accent1" w:val="4F81BD"/>
@@ -6883,7 +6966,7 @@
     <w:qFormat/>
     <w:rsid w:val="00fc693f"/>
     <w:rPr>
-      <w:rFonts w:ascii="Calibri" w:hAnsi="Calibri" w:eastAsia="ＭＳ ゴシック" w:cs="" w:asciiTheme="majorHAnsi" w:cstheme="majorBidi" w:eastAsiaTheme="majorEastAsia" w:hAnsiTheme="majorHAnsi"/>
+      <w:rFonts w:ascii="Calibri" w:hAnsi="Calibri" w:eastAsia="" w:cs="" w:asciiTheme="majorHAnsi" w:cstheme="majorBidi" w:eastAsiaTheme="majorEastAsia" w:hAnsiTheme="majorHAnsi"/>
       <w:b/>
       <w:bCs/>
       <w:color w:themeColor="accent1" w:val="4F81BD"/>
@@ -6896,7 +6979,7 @@
     <w:qFormat/>
     <w:rsid w:val="00fc693f"/>
     <w:rPr>
-      <w:rFonts w:ascii="Calibri" w:hAnsi="Calibri" w:eastAsia="ＭＳ ゴシック" w:cs="" w:asciiTheme="majorHAnsi" w:cstheme="majorBidi" w:eastAsiaTheme="majorEastAsia" w:hAnsiTheme="majorHAnsi"/>
+      <w:rFonts w:ascii="Calibri" w:hAnsi="Calibri" w:eastAsia="" w:cs="" w:asciiTheme="majorHAnsi" w:cstheme="majorBidi" w:eastAsiaTheme="majorEastAsia" w:hAnsiTheme="majorHAnsi"/>
       <w:color w:themeColor="text2" w:themeShade="bf" w:val="17365D"/>
       <w:spacing w:val="5"/>
       <w:kern w:val="2"/>
@@ -6911,7 +6994,7 @@
     <w:qFormat/>
     <w:rsid w:val="00fc693f"/>
     <w:rPr>
-      <w:rFonts w:ascii="Calibri" w:hAnsi="Calibri" w:eastAsia="ＭＳ ゴシック" w:cs="" w:asciiTheme="majorHAnsi" w:cstheme="majorBidi" w:eastAsiaTheme="majorEastAsia" w:hAnsiTheme="majorHAnsi"/>
+      <w:rFonts w:ascii="Calibri" w:hAnsi="Calibri" w:eastAsia="" w:cs="" w:asciiTheme="majorHAnsi" w:cstheme="majorBidi" w:eastAsiaTheme="majorEastAsia" w:hAnsiTheme="majorHAnsi"/>
       <w:i/>
       <w:iCs/>
       <w:color w:themeColor="accent1" w:val="4F81BD"/>
@@ -6983,7 +7066,7 @@
     <w:qFormat/>
     <w:rsid w:val="00fc693f"/>
     <w:rPr>
-      <w:rFonts w:ascii="Calibri" w:hAnsi="Calibri" w:eastAsia="ＭＳ ゴシック" w:cs="" w:asciiTheme="majorHAnsi" w:cstheme="majorBidi" w:eastAsiaTheme="majorEastAsia" w:hAnsiTheme="majorHAnsi"/>
+      <w:rFonts w:ascii="Calibri" w:hAnsi="Calibri" w:eastAsia="" w:cs="" w:asciiTheme="majorHAnsi" w:cstheme="majorBidi" w:eastAsiaTheme="majorEastAsia" w:hAnsiTheme="majorHAnsi"/>
       <w:b/>
       <w:bCs/>
       <w:i/>
@@ -6999,7 +7082,7 @@
     <w:qFormat/>
     <w:rsid w:val="00fc693f"/>
     <w:rPr>
-      <w:rFonts w:ascii="Calibri" w:hAnsi="Calibri" w:eastAsia="ＭＳ ゴシック" w:cs="" w:asciiTheme="majorHAnsi" w:cstheme="majorBidi" w:eastAsiaTheme="majorEastAsia" w:hAnsiTheme="majorHAnsi"/>
+      <w:rFonts w:ascii="Calibri" w:hAnsi="Calibri" w:eastAsia="" w:cs="" w:asciiTheme="majorHAnsi" w:cstheme="majorBidi" w:eastAsiaTheme="majorEastAsia" w:hAnsiTheme="majorHAnsi"/>
       <w:color w:themeColor="accent1" w:themeShade="7f" w:val="243F60"/>
     </w:rPr>
   </w:style>
@@ -7011,7 +7094,7 @@
     <w:qFormat/>
     <w:rsid w:val="00fc693f"/>
     <w:rPr>
-      <w:rFonts w:ascii="Calibri" w:hAnsi="Calibri" w:eastAsia="ＭＳ ゴシック" w:cs="" w:asciiTheme="majorHAnsi" w:cstheme="majorBidi" w:eastAsiaTheme="majorEastAsia" w:hAnsiTheme="majorHAnsi"/>
+      <w:rFonts w:ascii="Calibri" w:hAnsi="Calibri" w:eastAsia="" w:cs="" w:asciiTheme="majorHAnsi" w:cstheme="majorBidi" w:eastAsiaTheme="majorEastAsia" w:hAnsiTheme="majorHAnsi"/>
       <w:i/>
       <w:iCs/>
       <w:color w:themeColor="accent1" w:themeShade="7f" w:val="243F60"/>
@@ -7025,7 +7108,7 @@
     <w:qFormat/>
     <w:rsid w:val="00fc693f"/>
     <w:rPr>
-      <w:rFonts w:ascii="Calibri" w:hAnsi="Calibri" w:eastAsia="ＭＳ ゴシック" w:cs="" w:asciiTheme="majorHAnsi" w:cstheme="majorBidi" w:eastAsiaTheme="majorEastAsia" w:hAnsiTheme="majorHAnsi"/>
+      <w:rFonts w:ascii="Calibri" w:hAnsi="Calibri" w:eastAsia="" w:cs="" w:asciiTheme="majorHAnsi" w:cstheme="majorBidi" w:eastAsiaTheme="majorEastAsia" w:hAnsiTheme="majorHAnsi"/>
       <w:i/>
       <w:iCs/>
       <w:color w:themeColor="text1" w:themeTint="bf" w:val="404040"/>
@@ -7039,7 +7122,7 @@
     <w:qFormat/>
     <w:rsid w:val="00fc693f"/>
     <w:rPr>
-      <w:rFonts w:ascii="Calibri" w:hAnsi="Calibri" w:eastAsia="ＭＳ ゴシック" w:cs="" w:asciiTheme="majorHAnsi" w:cstheme="majorBidi" w:eastAsiaTheme="majorEastAsia" w:hAnsiTheme="majorHAnsi"/>
+      <w:rFonts w:ascii="Calibri" w:hAnsi="Calibri" w:eastAsia="" w:cs="" w:asciiTheme="majorHAnsi" w:cstheme="majorBidi" w:eastAsiaTheme="majorEastAsia" w:hAnsiTheme="majorHAnsi"/>
       <w:color w:themeColor="accent1" w:val="4F81BD"/>
       <w:sz w:val="20"/>
       <w:szCs w:val="20"/>
@@ -7053,7 +7136,7 @@
     <w:qFormat/>
     <w:rsid w:val="00fc693f"/>
     <w:rPr>
-      <w:rFonts w:ascii="Calibri" w:hAnsi="Calibri" w:eastAsia="ＭＳ ゴシック" w:cs="" w:asciiTheme="majorHAnsi" w:cstheme="majorBidi" w:eastAsiaTheme="majorEastAsia" w:hAnsiTheme="majorHAnsi"/>
+      <w:rFonts w:ascii="Calibri" w:hAnsi="Calibri" w:eastAsia="" w:cs="" w:asciiTheme="majorHAnsi" w:cstheme="majorBidi" w:eastAsiaTheme="majorEastAsia" w:hAnsiTheme="majorHAnsi"/>
       <w:i/>
       <w:iCs/>
       <w:color w:themeColor="text1" w:themeTint="bf" w:val="404040"/>
@@ -7235,6 +7318,39 @@
       <w:rFonts w:cs="Arial"/>
     </w:rPr>
   </w:style>
+  <w:style w:type="paragraph" w:styleId="Titolouser">
+    <w:name w:val="Titolo (user)"/>
+    <w:basedOn w:val="Normal"/>
+    <w:next w:val="BodyText"/>
+    <w:qFormat/>
+    <w:pPr>
+      <w:keepNext w:val="true"/>
+      <w:spacing w:before="240" w:after="120"/>
+    </w:pPr>
+    <w:rPr>
+      <w:rFonts w:ascii="Liberation Sans" w:hAnsi="Liberation Sans" w:eastAsia="Microsoft YaHei" w:cs="Arial"/>
+      <w:sz w:val="28"/>
+      <w:szCs w:val="28"/>
+    </w:rPr>
+  </w:style>
+  <w:style w:type="paragraph" w:styleId="Indiceuser">
+    <w:name w:val="Indice (user)"/>
+    <w:basedOn w:val="Normal"/>
+    <w:qFormat/>
+    <w:pPr>
+      <w:suppressLineNumbers/>
+    </w:pPr>
+    <w:rPr>
+      <w:rFonts w:cs="Arial"/>
+    </w:rPr>
+  </w:style>
+  <w:style w:type="paragraph" w:styleId="Intestazioneepidipaginauser">
+    <w:name w:val="Intestazione e piè di pagina (user)"/>
+    <w:basedOn w:val="Normal"/>
+    <w:qFormat/>
+    <w:pPr/>
+    <w:rPr/>
+  </w:style>
   <w:style w:type="paragraph" w:styleId="Intestazioneepidipagina">
     <w:name w:val="Intestazione e piè di pagina"/>
     <w:basedOn w:val="Normal"/>
@@ -7283,12 +7399,13 @@
     <w:rsid w:val="00fc693f"/>
     <w:pPr>
       <w:widowControl/>
+      <w:suppressAutoHyphens w:val="true"/>
       <w:bidi w:val="0"/>
       <w:spacing w:lineRule="auto" w:line="240" w:before="0" w:after="0"/>
       <w:jc w:val="left"/>
     </w:pPr>
     <w:rPr>
-      <w:rFonts w:ascii="Cambria" w:hAnsi="Cambria" w:eastAsia="ＭＳ 明朝" w:cs="" w:asciiTheme="minorHAnsi" w:cstheme="minorBidi" w:eastAsiaTheme="minorEastAsia" w:hAnsiTheme="minorHAnsi"/>
+      <w:rFonts w:ascii="Cambria" w:hAnsi="Cambria" w:eastAsia="" w:cs="" w:asciiTheme="minorHAnsi" w:cstheme="minorBidi" w:eastAsiaTheme="minorEastAsia" w:hAnsiTheme="minorHAnsi"/>
       <w:color w:val="auto"/>
       <w:kern w:val="0"/>
       <w:sz w:val="22"/>
@@ -7312,7 +7429,7 @@
       <w:contextualSpacing/>
     </w:pPr>
     <w:rPr>
-      <w:rFonts w:ascii="Calibri" w:hAnsi="Calibri" w:eastAsia="ＭＳ ゴシック" w:cs="" w:asciiTheme="majorHAnsi" w:cstheme="majorBidi" w:eastAsiaTheme="majorEastAsia" w:hAnsiTheme="majorHAnsi"/>
+      <w:rFonts w:ascii="Calibri" w:hAnsi="Calibri" w:eastAsia="" w:cs="" w:asciiTheme="majorHAnsi" w:cstheme="majorBidi" w:eastAsiaTheme="majorEastAsia" w:hAnsiTheme="majorHAnsi"/>
       <w:b/>
       <w:color w:themeColor="text2" w:themeShade="bf" w:val="17365D"/>
       <w:spacing w:val="5"/>
@@ -7331,7 +7448,7 @@
     <w:rsid w:val="00fc693f"/>
     <w:pPr/>
     <w:rPr>
-      <w:rFonts w:ascii="Calibri" w:hAnsi="Calibri" w:eastAsia="ＭＳ ゴシック" w:cs="" w:asciiTheme="majorHAnsi" w:cstheme="majorBidi" w:eastAsiaTheme="majorEastAsia" w:hAnsiTheme="majorHAnsi"/>
+      <w:rFonts w:ascii="Calibri" w:hAnsi="Calibri" w:eastAsia="" w:cs="" w:asciiTheme="majorHAnsi" w:cstheme="majorBidi" w:eastAsiaTheme="majorEastAsia" w:hAnsiTheme="majorHAnsi"/>
       <w:i/>
       <w:iCs/>
       <w:color w:themeColor="accent1" w:val="4F81BD"/>
@@ -7564,12 +7681,13 @@
         <w:tab w:val="left" w:pos="3456" w:leader="none"/>
         <w:tab w:val="left" w:pos="4032" w:leader="none"/>
       </w:tabs>
+      <w:suppressAutoHyphens w:val="true"/>
       <w:bidi w:val="0"/>
       <w:spacing w:lineRule="auto" w:line="276" w:before="0" w:after="200"/>
       <w:jc w:val="left"/>
     </w:pPr>
     <w:rPr>
-      <w:rFonts w:ascii="Courier" w:hAnsi="Courier" w:eastAsia="ＭＳ 明朝" w:cs="" w:cstheme="minorBidi" w:eastAsiaTheme="minorEastAsia"/>
+      <w:rFonts w:ascii="Courier" w:hAnsi="Courier" w:eastAsia="" w:cs="" w:cstheme="minorBidi" w:eastAsiaTheme="minorEastAsia"/>
       <w:color w:val="auto"/>
       <w:kern w:val="0"/>
       <w:sz w:val="20"/>
@@ -7617,7 +7735,7 @@
   </w:style>
   <w:style w:type="paragraph" w:styleId="IndexHeading">
     <w:name w:val="index heading"/>
-    <w:basedOn w:val="Titolo"/>
+    <w:basedOn w:val="Titolouser"/>
     <w:pPr/>
     <w:rPr/>
   </w:style>
@@ -7635,8 +7753,8 @@
     </w:pPr>
     <w:rPr/>
   </w:style>
-  <w:style w:type="numbering" w:styleId="Nessunelenco" w:default="1">
-    <w:name w:val="Nessun elenco"/>
+  <w:style w:type="numbering" w:styleId="Nessunelencouser" w:default="1">
+    <w:name w:val="Nessun elenco (user)"/>
     <w:uiPriority w:val="99"/>
     <w:semiHidden/>
     <w:unhideWhenUsed/>
@@ -10767,7 +10885,6 @@
       <w:pPr>
         <w:spacing w:before="0" w:after="0" w:line="240" w:lineRule="auto"/>
       </w:pPr>
-      <w:rPr/>
       <w:tblPr/>
       <w:tcPr>
         <w:tcBorders>
@@ -10913,7 +11030,6 @@
       <w:pPr>
         <w:spacing w:before="0" w:after="0" w:line="240" w:lineRule="auto"/>
       </w:pPr>
-      <w:rPr/>
       <w:tblPr/>
       <w:tcPr>
         <w:tcBorders>
@@ -11059,7 +11175,6 @@
       <w:pPr>
         <w:spacing w:before="0" w:after="0" w:line="240" w:lineRule="auto"/>
       </w:pPr>
-      <w:rPr/>
       <w:tblPr/>
       <w:tcPr>
         <w:tcBorders>
@@ -11205,7 +11320,6 @@
       <w:pPr>
         <w:spacing w:before="0" w:after="0" w:line="240" w:lineRule="auto"/>
       </w:pPr>
-      <w:rPr/>
       <w:tblPr/>
       <w:tcPr>
         <w:tcBorders>
@@ -11351,7 +11465,6 @@
       <w:pPr>
         <w:spacing w:before="0" w:after="0" w:line="240" w:lineRule="auto"/>
       </w:pPr>
-      <w:rPr/>
       <w:tblPr/>
       <w:tcPr>
         <w:tcBorders>
@@ -11497,7 +11610,6 @@
       <w:pPr>
         <w:spacing w:before="0" w:after="0" w:line="240" w:lineRule="auto"/>
       </w:pPr>
-      <w:rPr/>
       <w:tblPr/>
       <w:tcPr>
         <w:tcBorders>
@@ -11643,7 +11755,6 @@
       <w:pPr>
         <w:spacing w:before="0" w:after="0" w:line="240" w:lineRule="auto"/>
       </w:pPr>
-      <w:rPr/>
       <w:tblPr/>
       <w:tcPr>
         <w:tcBorders>
